--- a/storage/app/template/surat_cuti_template.docx
+++ b/storage/app/template/surat_cuti_template.docx
@@ -7,14 +7,14 @@
         <w:pStyle w:val="NoSpacing"/>
         <w:ind w:firstLine="5387"/>
         <w:rPr>
-          <w:sz w:val="20"/>
-          <w:szCs w:val="20"/>
+          <w:sz w:val="18"/>
+          <w:szCs w:val="18"/>
         </w:rPr>
       </w:pPr>
       <w:r>
         <w:rPr>
-          <w:sz w:val="20"/>
-          <w:szCs w:val="20"/>
+          <w:sz w:val="18"/>
+          <w:szCs w:val="18"/>
         </w:rPr>
         <w:t>Lampiran 1.b</w:t>
       </w:r>
@@ -24,15 +24,15 @@
         <w:pStyle w:val="NoSpacing"/>
         <w:ind w:firstLine="5387"/>
         <w:rPr>
-          <w:sz w:val="20"/>
-          <w:szCs w:val="20"/>
+          <w:sz w:val="18"/>
+          <w:szCs w:val="18"/>
           <w:lang w:val="en-US"/>
         </w:rPr>
       </w:pPr>
       <w:r>
         <w:rPr>
-          <w:sz w:val="20"/>
-          <w:szCs w:val="20"/>
+          <w:sz w:val="18"/>
+          <w:szCs w:val="18"/>
         </w:rPr>
         <w:t>PERATURAN BADAN KEPEGAWAIAN NEGARA</w:t>
       </w:r>
@@ -42,14 +42,14 @@
         <w:pStyle w:val="NoSpacing"/>
         <w:ind w:firstLine="5387"/>
         <w:rPr>
-          <w:sz w:val="20"/>
-          <w:szCs w:val="20"/>
+          <w:sz w:val="18"/>
+          <w:szCs w:val="18"/>
         </w:rPr>
       </w:pPr>
       <w:r>
         <w:rPr>
-          <w:sz w:val="20"/>
-          <w:szCs w:val="20"/>
+          <w:sz w:val="18"/>
+          <w:szCs w:val="18"/>
         </w:rPr>
         <w:t>REPUBLIK INDONESIA</w:t>
       </w:r>
@@ -59,14 +59,14 @@
         <w:pStyle w:val="NoSpacing"/>
         <w:ind w:firstLine="5387"/>
         <w:rPr>
-          <w:sz w:val="20"/>
-          <w:szCs w:val="20"/>
+          <w:sz w:val="18"/>
+          <w:szCs w:val="18"/>
         </w:rPr>
       </w:pPr>
       <w:r>
         <w:rPr>
-          <w:sz w:val="20"/>
-          <w:szCs w:val="20"/>
+          <w:sz w:val="18"/>
+          <w:szCs w:val="18"/>
         </w:rPr>
         <w:t>NOMOR 24 TAHUN 2017</w:t>
       </w:r>
@@ -76,14 +76,14 @@
         <w:pStyle w:val="NoSpacing"/>
         <w:ind w:firstLine="5387"/>
         <w:rPr>
-          <w:sz w:val="20"/>
-          <w:szCs w:val="20"/>
+          <w:sz w:val="18"/>
+          <w:szCs w:val="18"/>
         </w:rPr>
       </w:pPr>
       <w:r>
         <w:rPr>
-          <w:sz w:val="20"/>
-          <w:szCs w:val="20"/>
+          <w:sz w:val="18"/>
+          <w:szCs w:val="18"/>
         </w:rPr>
         <w:t xml:space="preserve">TENTANG </w:t>
       </w:r>
@@ -93,14 +93,14 @@
         <w:pStyle w:val="NoSpacing"/>
         <w:ind w:firstLine="5387"/>
         <w:rPr>
-          <w:sz w:val="20"/>
-          <w:szCs w:val="20"/>
+          <w:sz w:val="18"/>
+          <w:szCs w:val="18"/>
         </w:rPr>
       </w:pPr>
       <w:r>
         <w:rPr>
-          <w:sz w:val="20"/>
-          <w:szCs w:val="20"/>
+          <w:sz w:val="18"/>
+          <w:szCs w:val="18"/>
         </w:rPr>
         <w:t>TATA CARA PEMBERIAN CUTI PEGAWAI NEGERI SIPIL</w:t>
       </w:r>
@@ -110,15 +110,15 @@
         <w:pStyle w:val="NoSpacing"/>
         <w:ind w:firstLine="5387"/>
         <w:rPr>
-          <w:sz w:val="20"/>
-          <w:szCs w:val="20"/>
+          <w:sz w:val="18"/>
+          <w:szCs w:val="18"/>
           <w:lang w:val="en-US"/>
         </w:rPr>
       </w:pPr>
       <w:r>
         <w:rPr>
-          <w:sz w:val="20"/>
-          <w:szCs w:val="20"/>
+          <w:sz w:val="18"/>
+          <w:szCs w:val="18"/>
           <w:lang w:val="en-US"/>
         </w:rPr>
         <w:t xml:space="preserve"> </w:t>
@@ -129,19 +129,31 @@
         <w:pStyle w:val="NoSpacing"/>
         <w:ind w:left="1093" w:firstLine="4667"/>
         <w:rPr>
+          <w:sz w:val="18"/>
+          <w:szCs w:val="18"/>
           <w:lang w:val="en-US"/>
         </w:rPr>
       </w:pPr>
       <w:r>
+        <w:rPr>
+          <w:sz w:val="18"/>
+          <w:szCs w:val="18"/>
+        </w:rPr>
         <w:t>Ungaran</w:t>
       </w:r>
       <w:r>
         <w:rPr>
+          <w:sz w:val="18"/>
+          <w:szCs w:val="18"/>
           <w:lang w:val="en-US"/>
         </w:rPr>
         <w:t xml:space="preserve">, </w:t>
       </w:r>
       <w:r>
+        <w:rPr>
+          <w:sz w:val="18"/>
+          <w:szCs w:val="18"/>
+        </w:rPr>
         <w:t>${TANGGAL_SURAT}</w:t>
       </w:r>
     </w:p>
@@ -149,8 +161,16 @@
       <w:pPr>
         <w:pStyle w:val="NoSpacing"/>
         <w:ind w:left="1813" w:firstLine="4667"/>
+        <w:rPr>
+          <w:sz w:val="18"/>
+          <w:szCs w:val="18"/>
+        </w:rPr>
       </w:pPr>
       <w:r>
+        <w:rPr>
+          <w:sz w:val="18"/>
+          <w:szCs w:val="18"/>
+        </w:rPr>
         <w:t>Kepada</w:t>
       </w:r>
     </w:p>
@@ -159,14 +179,22 @@
         <w:pStyle w:val="NoSpacing"/>
         <w:ind w:left="1093" w:firstLine="4667"/>
         <w:rPr>
+          <w:sz w:val="18"/>
+          <w:szCs w:val="18"/>
           <w:lang w:val="en-US"/>
         </w:rPr>
       </w:pPr>
       <w:r>
+        <w:rPr>
+          <w:sz w:val="18"/>
+          <w:szCs w:val="18"/>
+        </w:rPr>
         <w:t xml:space="preserve">Yth. Kepala </w:t>
       </w:r>
       <w:r>
         <w:rPr>
+          <w:sz w:val="18"/>
+          <w:szCs w:val="18"/>
           <w:lang w:val="en-US"/>
         </w:rPr>
         <w:t>BKPSDM</w:t>
@@ -176,8 +204,16 @@
       <w:pPr>
         <w:pStyle w:val="NoSpacing"/>
         <w:ind w:left="1093" w:firstLine="4667"/>
+        <w:rPr>
+          <w:sz w:val="18"/>
+          <w:szCs w:val="18"/>
+        </w:rPr>
       </w:pPr>
       <w:r>
+        <w:rPr>
+          <w:sz w:val="18"/>
+          <w:szCs w:val="18"/>
+        </w:rPr>
         <w:t xml:space="preserve">        Kabupaten Semarang</w:t>
       </w:r>
     </w:p>
@@ -185,8 +221,16 @@
       <w:pPr>
         <w:pStyle w:val="NoSpacing"/>
         <w:ind w:left="1093" w:firstLine="4667"/>
+        <w:rPr>
+          <w:sz w:val="18"/>
+          <w:szCs w:val="18"/>
+        </w:rPr>
       </w:pPr>
       <w:r>
+        <w:rPr>
+          <w:sz w:val="18"/>
+          <w:szCs w:val="18"/>
+        </w:rPr>
         <w:t xml:space="preserve">        Di </w:t>
       </w:r>
     </w:p>
@@ -194,8 +238,16 @@
       <w:pPr>
         <w:pStyle w:val="NoSpacing"/>
         <w:ind w:left="1093" w:firstLine="4667"/>
+        <w:rPr>
+          <w:sz w:val="18"/>
+          <w:szCs w:val="18"/>
+        </w:rPr>
       </w:pPr>
       <w:r>
+        <w:rPr>
+          <w:sz w:val="18"/>
+          <w:szCs w:val="18"/>
+        </w:rPr>
         <w:t xml:space="preserve">            Ungaran</w:t>
       </w:r>
     </w:p>
@@ -205,19 +257,16 @@
         <w:ind w:left="567"/>
         <w:jc w:val="center"/>
         <w:rPr>
-          <w:sz w:val="24"/>
-          <w:szCs w:val="24"/>
+          <w:sz w:val="18"/>
+          <w:szCs w:val="18"/>
         </w:rPr>
       </w:pPr>
-      <w:r>
-        <w:t>FORMULIR</w:t>
-      </w:r>
       <w:r>
         <w:rPr>
-          <w:sz w:val="24"/>
-          <w:szCs w:val="24"/>
+          <w:sz w:val="18"/>
+          <w:szCs w:val="18"/>
         </w:rPr>
-        <w:t xml:space="preserve"> PERMINTAAN DAN PEMBERIAN CUTI</w:t>
+        <w:t>FORMULIR PERMINTAAN DAN PEMBERIAN CUTI</w:t>
       </w:r>
     </w:p>
     <w:tbl>
@@ -248,14 +297,14 @@
               </w:numPr>
               <w:ind w:left="423" w:hanging="423"/>
               <w:rPr>
-                <w:sz w:val="20"/>
-                <w:szCs w:val="20"/>
-              </w:rPr>
-            </w:pPr>
-            <w:r>
-              <w:rPr>
-                <w:sz w:val="20"/>
-                <w:szCs w:val="20"/>
+                <w:sz w:val="18"/>
+                <w:szCs w:val="18"/>
+              </w:rPr>
+            </w:pPr>
+            <w:r>
+              <w:rPr>
+                <w:sz w:val="18"/>
+                <w:szCs w:val="18"/>
               </w:rPr>
               <w:t>DATA PEGAWAI</w:t>
             </w:r>
@@ -271,14 +320,14 @@
             <w:pPr>
               <w:pStyle w:val="NoSpacing"/>
               <w:rPr>
-                <w:sz w:val="20"/>
-                <w:szCs w:val="20"/>
-              </w:rPr>
-            </w:pPr>
-            <w:r>
-              <w:rPr>
-                <w:sz w:val="20"/>
-                <w:szCs w:val="20"/>
+                <w:sz w:val="18"/>
+                <w:szCs w:val="18"/>
+              </w:rPr>
+            </w:pPr>
+            <w:r>
+              <w:rPr>
+                <w:sz w:val="18"/>
+                <w:szCs w:val="18"/>
               </w:rPr>
               <w:t>Nama</w:t>
             </w:r>
@@ -293,15 +342,15 @@
             <w:pPr>
               <w:pStyle w:val="NoSpacing"/>
               <w:rPr>
-                <w:sz w:val="20"/>
-                <w:szCs w:val="20"/>
-                <w:lang w:val="en-US"/>
-              </w:rPr>
-            </w:pPr>
-            <w:r>
-              <w:rPr>
-                <w:sz w:val="20"/>
-                <w:szCs w:val="20"/>
+                <w:sz w:val="18"/>
+                <w:szCs w:val="18"/>
+                <w:lang w:val="en-US"/>
+              </w:rPr>
+            </w:pPr>
+            <w:r>
+              <w:rPr>
+                <w:sz w:val="18"/>
+                <w:szCs w:val="18"/>
                 <w:lang w:val="en-US"/>
               </w:rPr>
               <w:t>${NAMA}</w:t>
@@ -316,14 +365,14 @@
             <w:pPr>
               <w:pStyle w:val="NoSpacing"/>
               <w:rPr>
-                <w:sz w:val="20"/>
-                <w:szCs w:val="20"/>
-              </w:rPr>
-            </w:pPr>
-            <w:r>
-              <w:rPr>
-                <w:sz w:val="20"/>
-                <w:szCs w:val="20"/>
+                <w:sz w:val="18"/>
+                <w:szCs w:val="18"/>
+              </w:rPr>
+            </w:pPr>
+            <w:r>
+              <w:rPr>
+                <w:sz w:val="18"/>
+                <w:szCs w:val="18"/>
               </w:rPr>
               <w:t>NIP</w:t>
             </w:r>
@@ -338,15 +387,15 @@
             <w:pPr>
               <w:pStyle w:val="NoSpacing"/>
               <w:rPr>
-                <w:sz w:val="20"/>
-                <w:szCs w:val="20"/>
-                <w:lang w:val="en-US"/>
-              </w:rPr>
-            </w:pPr>
-            <w:r>
-              <w:rPr>
-                <w:sz w:val="20"/>
-                <w:szCs w:val="20"/>
+                <w:sz w:val="18"/>
+                <w:szCs w:val="18"/>
+                <w:lang w:val="en-US"/>
+              </w:rPr>
+            </w:pPr>
+            <w:r>
+              <w:rPr>
+                <w:sz w:val="18"/>
+                <w:szCs w:val="18"/>
                 <w:lang w:val="en-US"/>
               </w:rPr>
               <w:t>${NIP}</w:t>
@@ -363,14 +412,14 @@
             <w:pPr>
               <w:pStyle w:val="NoSpacing"/>
               <w:rPr>
-                <w:sz w:val="20"/>
-                <w:szCs w:val="20"/>
-              </w:rPr>
-            </w:pPr>
-            <w:r>
-              <w:rPr>
-                <w:sz w:val="20"/>
-                <w:szCs w:val="20"/>
+                <w:sz w:val="18"/>
+                <w:szCs w:val="18"/>
+              </w:rPr>
+            </w:pPr>
+            <w:r>
+              <w:rPr>
+                <w:sz w:val="18"/>
+                <w:szCs w:val="18"/>
               </w:rPr>
               <w:t>Jabatan</w:t>
             </w:r>
@@ -384,15 +433,15 @@
             <w:pPr>
               <w:pStyle w:val="NoSpacing"/>
               <w:rPr>
-                <w:sz w:val="20"/>
-                <w:szCs w:val="20"/>
-                <w:lang w:val="en-US"/>
-              </w:rPr>
-            </w:pPr>
-            <w:r>
-              <w:rPr>
-                <w:sz w:val="20"/>
-                <w:szCs w:val="20"/>
+                <w:sz w:val="18"/>
+                <w:szCs w:val="18"/>
+                <w:lang w:val="en-US"/>
+              </w:rPr>
+            </w:pPr>
+            <w:r>
+              <w:rPr>
+                <w:sz w:val="18"/>
+                <w:szCs w:val="18"/>
                 <w:lang w:val="en-US"/>
               </w:rPr>
               <w:t>${JABATAN}</w:t>
@@ -407,14 +456,14 @@
             <w:pPr>
               <w:pStyle w:val="NoSpacing"/>
               <w:rPr>
-                <w:sz w:val="20"/>
-                <w:szCs w:val="20"/>
-              </w:rPr>
-            </w:pPr>
-            <w:r>
-              <w:rPr>
-                <w:sz w:val="20"/>
-                <w:szCs w:val="20"/>
+                <w:sz w:val="18"/>
+                <w:szCs w:val="18"/>
+              </w:rPr>
+            </w:pPr>
+            <w:r>
+              <w:rPr>
+                <w:sz w:val="18"/>
+                <w:szCs w:val="18"/>
               </w:rPr>
               <w:t>Masa Kerja</w:t>
             </w:r>
@@ -428,15 +477,15 @@
             <w:pPr>
               <w:pStyle w:val="NoSpacing"/>
               <w:rPr>
-                <w:sz w:val="20"/>
-                <w:szCs w:val="20"/>
-                <w:lang w:val="en-US"/>
-              </w:rPr>
-            </w:pPr>
-            <w:r>
-              <w:rPr>
-                <w:sz w:val="20"/>
-                <w:szCs w:val="20"/>
+                <w:sz w:val="18"/>
+                <w:szCs w:val="18"/>
+                <w:lang w:val="en-US"/>
+              </w:rPr>
+            </w:pPr>
+            <w:r>
+              <w:rPr>
+                <w:sz w:val="18"/>
+                <w:szCs w:val="18"/>
               </w:rPr>
               <w:t>${MASA_KERJA}</w:t>
             </w:r>
@@ -452,14 +501,14 @@
             <w:pPr>
               <w:pStyle w:val="NoSpacing"/>
               <w:rPr>
-                <w:sz w:val="20"/>
-                <w:szCs w:val="20"/>
-              </w:rPr>
-            </w:pPr>
-            <w:r>
-              <w:rPr>
-                <w:sz w:val="20"/>
-                <w:szCs w:val="20"/>
+                <w:sz w:val="18"/>
+                <w:szCs w:val="18"/>
+              </w:rPr>
+            </w:pPr>
+            <w:r>
+              <w:rPr>
+                <w:sz w:val="18"/>
+                <w:szCs w:val="18"/>
               </w:rPr>
               <w:t>Unit Kerja</w:t>
             </w:r>
@@ -474,14 +523,14 @@
             <w:pPr>
               <w:pStyle w:val="NoSpacing"/>
               <w:rPr>
-                <w:sz w:val="20"/>
-                <w:szCs w:val="20"/>
-              </w:rPr>
-            </w:pPr>
-            <w:r>
-              <w:rPr>
-                <w:sz w:val="20"/>
-                <w:szCs w:val="20"/>
+                <w:sz w:val="18"/>
+                <w:szCs w:val="18"/>
+              </w:rPr>
+            </w:pPr>
+            <w:r>
+              <w:rPr>
+                <w:sz w:val="18"/>
+                <w:szCs w:val="18"/>
               </w:rPr>
               <w:t>${UNIT_KERJA}</w:t>
             </w:r>
@@ -495,8 +544,8 @@
         <w:ind w:left="567"/>
         <w:jc w:val="center"/>
         <w:rPr>
-          <w:sz w:val="24"/>
-          <w:szCs w:val="24"/>
+          <w:sz w:val="18"/>
+          <w:szCs w:val="18"/>
         </w:rPr>
       </w:pPr>
     </w:p>
@@ -511,7 +560,7 @@
         <w:gridCol w:w="1514"/>
         <w:gridCol w:w="3181"/>
         <w:gridCol w:w="1750"/>
-        <w:gridCol w:w="3751"/>
+        <w:gridCol w:w="3398"/>
       </w:tblGrid>
       <w:tr>
         <w:tc>
@@ -528,14 +577,14 @@
               </w:numPr>
               <w:ind w:left="423" w:hanging="423"/>
               <w:rPr>
-                <w:sz w:val="20"/>
-                <w:szCs w:val="20"/>
-              </w:rPr>
-            </w:pPr>
-            <w:r>
-              <w:rPr>
-                <w:sz w:val="20"/>
-                <w:szCs w:val="20"/>
+                <w:sz w:val="18"/>
+                <w:szCs w:val="18"/>
+              </w:rPr>
+            </w:pPr>
+            <w:r>
+              <w:rPr>
+                <w:sz w:val="18"/>
+                <w:szCs w:val="18"/>
               </w:rPr>
               <w:t xml:space="preserve">JENIS CUTI YANG DIAMBIL </w:t>
             </w:r>
@@ -545,7 +594,7 @@
       <w:tr>
         <w:tc>
           <w:tcPr>
-            <w:tcW w:w="3510" w:type="dxa"/>
+            <w:tcW w:w="1514" w:type="dxa"/>
           </w:tcPr>
           <w:p>
             <w:pPr>
@@ -556,14 +605,14 @@
               </w:numPr>
               <w:ind w:left="281" w:hanging="281"/>
               <w:rPr>
-                <w:sz w:val="20"/>
-                <w:szCs w:val="20"/>
-              </w:rPr>
-            </w:pPr>
-            <w:r>
-              <w:rPr>
-                <w:sz w:val="20"/>
-                <w:szCs w:val="20"/>
+                <w:sz w:val="18"/>
+                <w:szCs w:val="18"/>
+              </w:rPr>
+            </w:pPr>
+            <w:r>
+              <w:rPr>
+                <w:sz w:val="18"/>
+                <w:szCs w:val="18"/>
               </w:rPr>
               <w:t>Cuti Tahunan</w:t>
             </w:r>
@@ -571,7 +620,7 @@
         </w:tc>
         <w:tc>
           <w:tcPr>
-            <w:tcW w:w="1276" w:type="dxa"/>
+            <w:tcW w:w="3181" w:type="dxa"/>
           </w:tcPr>
           <w:p>
             <w:pPr>
@@ -579,22 +628,22 @@
               <w:ind w:left="284" w:hanging="284"/>
               <w:jc w:val="center"/>
               <w:rPr>
-                <w:sz w:val="20"/>
-                <w:szCs w:val="20"/>
-              </w:rPr>
-            </w:pPr>
-            <w:r>
-              <w:rPr>
-                <w:sz w:val="20"/>
-                <w:szCs w:val="20"/>
-              </w:rPr>
-              <w:t xml:space="preserve">${CUTI_TAHUNAN}                                                                                                                                                                                                                                                                                                                                                                                                                                                                                                                                                                                                                                                                                                                                                                                                                                                                                                                                                                                                                                                                                                                                                                                                                                                                                                                                                                                                                                                                                                                                                                                                                                                                                                                                                                                                                                                                                                                                        </w:t>
-            </w:r>
-          </w:p>
-        </w:tc>
-        <w:tc>
-          <w:tcPr>
-            <w:tcW w:w="3402" w:type="dxa"/>
+                <w:sz w:val="18"/>
+                <w:szCs w:val="18"/>
+              </w:rPr>
+            </w:pPr>
+            <w:r>
+              <w:rPr>
+                <w:sz w:val="18"/>
+                <w:szCs w:val="18"/>
+              </w:rPr>
+              <w:t>${CUTI_TAHUNAN}</w:t>
+            </w:r>
+          </w:p>
+        </w:tc>
+        <w:tc>
+          <w:tcPr>
+            <w:tcW w:w="1750" w:type="dxa"/>
           </w:tcPr>
           <w:p>
             <w:pPr>
@@ -605,14 +654,14 @@
               </w:numPr>
               <w:ind w:left="316" w:hanging="283"/>
               <w:rPr>
-                <w:sz w:val="20"/>
-                <w:szCs w:val="20"/>
-              </w:rPr>
-            </w:pPr>
-            <w:r>
-              <w:rPr>
-                <w:sz w:val="20"/>
-                <w:szCs w:val="20"/>
+                <w:sz w:val="18"/>
+                <w:szCs w:val="18"/>
+              </w:rPr>
+            </w:pPr>
+            <w:r>
+              <w:rPr>
+                <w:sz w:val="18"/>
+                <w:szCs w:val="18"/>
               </w:rPr>
               <w:t>Cuti Besar</w:t>
             </w:r>
@@ -620,7 +669,7 @@
         </w:tc>
         <w:tc>
           <w:tcPr>
-            <w:tcW w:w="1588" w:type="dxa"/>
+            <w:tcW w:w="3331" w:type="dxa"/>
           </w:tcPr>
           <w:p>
             <w:pPr>
@@ -628,15 +677,15 @@
               <w:ind w:left="284" w:hanging="284"/>
               <w:jc w:val="center"/>
               <w:rPr>
-                <w:sz w:val="20"/>
-                <w:szCs w:val="20"/>
-                <w:lang w:val="en-US"/>
-              </w:rPr>
-            </w:pPr>
-            <w:r>
-              <w:rPr>
-                <w:sz w:val="20"/>
-                <w:szCs w:val="20"/>
+                <w:sz w:val="18"/>
+                <w:szCs w:val="18"/>
+                <w:lang w:val="en-US"/>
+              </w:rPr>
+            </w:pPr>
+            <w:r>
+              <w:rPr>
+                <w:sz w:val="18"/>
+                <w:szCs w:val="18"/>
               </w:rPr>
               <w:t>${CUTI_BESAR}</w:t>
             </w:r>
@@ -646,7 +695,7 @@
       <w:tr>
         <w:tc>
           <w:tcPr>
-            <w:tcW w:w="3510" w:type="dxa"/>
+            <w:tcW w:w="1514" w:type="dxa"/>
           </w:tcPr>
           <w:p>
             <w:pPr>
@@ -657,14 +706,14 @@
               </w:numPr>
               <w:ind w:left="284" w:hanging="284"/>
               <w:rPr>
-                <w:sz w:val="20"/>
-                <w:szCs w:val="20"/>
-              </w:rPr>
-            </w:pPr>
-            <w:r>
-              <w:rPr>
-                <w:sz w:val="20"/>
-                <w:szCs w:val="20"/>
+                <w:sz w:val="18"/>
+                <w:szCs w:val="18"/>
+              </w:rPr>
+            </w:pPr>
+            <w:r>
+              <w:rPr>
+                <w:sz w:val="18"/>
+                <w:szCs w:val="18"/>
               </w:rPr>
               <w:t>Cuti Sakit</w:t>
             </w:r>
@@ -672,7 +721,7 @@
         </w:tc>
         <w:tc>
           <w:tcPr>
-            <w:tcW w:w="1276" w:type="dxa"/>
+            <w:tcW w:w="3181" w:type="dxa"/>
             <w:vAlign w:val="center"/>
           </w:tcPr>
           <w:p>
@@ -681,14 +730,14 @@
               <w:ind w:left="284" w:hanging="284"/>
               <w:jc w:val="center"/>
               <w:rPr>
-                <w:sz w:val="20"/>
-                <w:szCs w:val="20"/>
-              </w:rPr>
-            </w:pPr>
-            <w:r>
-              <w:rPr>
-                <w:sz w:val="20"/>
-                <w:szCs w:val="20"/>
+                <w:sz w:val="18"/>
+                <w:szCs w:val="18"/>
+              </w:rPr>
+            </w:pPr>
+            <w:r>
+              <w:rPr>
+                <w:sz w:val="18"/>
+                <w:szCs w:val="18"/>
               </w:rPr>
               <w:t>${CUTI_SAKIT}</w:t>
             </w:r>
@@ -696,7 +745,7 @@
         </w:tc>
         <w:tc>
           <w:tcPr>
-            <w:tcW w:w="3402" w:type="dxa"/>
+            <w:tcW w:w="1750" w:type="dxa"/>
           </w:tcPr>
           <w:p>
             <w:pPr>
@@ -707,14 +756,14 @@
               </w:numPr>
               <w:ind w:left="317" w:hanging="283"/>
               <w:rPr>
-                <w:sz w:val="20"/>
-                <w:szCs w:val="20"/>
-              </w:rPr>
-            </w:pPr>
-            <w:r>
-              <w:rPr>
-                <w:sz w:val="20"/>
-                <w:szCs w:val="20"/>
+                <w:sz w:val="18"/>
+                <w:szCs w:val="18"/>
+              </w:rPr>
+            </w:pPr>
+            <w:r>
+              <w:rPr>
+                <w:sz w:val="18"/>
+                <w:szCs w:val="18"/>
               </w:rPr>
               <w:t>Cuti Melahirkan</w:t>
             </w:r>
@@ -722,7 +771,7 @@
         </w:tc>
         <w:tc>
           <w:tcPr>
-            <w:tcW w:w="1588" w:type="dxa"/>
+            <w:tcW w:w="3331" w:type="dxa"/>
           </w:tcPr>
           <w:p>
             <w:pPr>
@@ -730,14 +779,14 @@
               <w:ind w:left="284" w:hanging="284"/>
               <w:jc w:val="center"/>
               <w:rPr>
-                <w:sz w:val="20"/>
-                <w:szCs w:val="20"/>
-              </w:rPr>
-            </w:pPr>
-            <w:r>
-              <w:rPr>
-                <w:sz w:val="20"/>
-                <w:szCs w:val="20"/>
+                <w:sz w:val="18"/>
+                <w:szCs w:val="18"/>
+              </w:rPr>
+            </w:pPr>
+            <w:r>
+              <w:rPr>
+                <w:sz w:val="18"/>
+                <w:szCs w:val="18"/>
               </w:rPr>
               <w:t>${CUTI_MELAHIRKAN}</w:t>
             </w:r>
@@ -747,7 +796,7 @@
       <w:tr>
         <w:tc>
           <w:tcPr>
-            <w:tcW w:w="3510" w:type="dxa"/>
+            <w:tcW w:w="1514" w:type="dxa"/>
           </w:tcPr>
           <w:p>
             <w:pPr>
@@ -758,14 +807,14 @@
               </w:numPr>
               <w:ind w:left="284" w:hanging="284"/>
               <w:rPr>
-                <w:sz w:val="20"/>
-                <w:szCs w:val="20"/>
-              </w:rPr>
-            </w:pPr>
-            <w:r>
-              <w:rPr>
-                <w:sz w:val="20"/>
-                <w:szCs w:val="20"/>
+                <w:sz w:val="18"/>
+                <w:szCs w:val="18"/>
+              </w:rPr>
+            </w:pPr>
+            <w:r>
+              <w:rPr>
+                <w:sz w:val="18"/>
+                <w:szCs w:val="18"/>
               </w:rPr>
               <w:t>Cuti Karena Alasan Penting</w:t>
             </w:r>
@@ -773,7 +822,7 @@
         </w:tc>
         <w:tc>
           <w:tcPr>
-            <w:tcW w:w="1276" w:type="dxa"/>
+            <w:tcW w:w="3181" w:type="dxa"/>
           </w:tcPr>
           <w:p>
             <w:pPr>
@@ -781,14 +830,14 @@
               <w:ind w:left="284" w:hanging="284"/>
               <w:jc w:val="center"/>
               <w:rPr>
-                <w:sz w:val="20"/>
-                <w:szCs w:val="20"/>
-              </w:rPr>
-            </w:pPr>
-            <w:r>
-              <w:rPr>
-                <w:sz w:val="20"/>
-                <w:szCs w:val="20"/>
+                <w:sz w:val="18"/>
+                <w:szCs w:val="18"/>
+              </w:rPr>
+            </w:pPr>
+            <w:r>
+              <w:rPr>
+                <w:sz w:val="18"/>
+                <w:szCs w:val="18"/>
               </w:rPr>
               <w:t>${CUTI_KARENA_ALASAN_PENTING}</w:t>
             </w:r>
@@ -796,7 +845,7 @@
         </w:tc>
         <w:tc>
           <w:tcPr>
-            <w:tcW w:w="3402" w:type="dxa"/>
+            <w:tcW w:w="1750" w:type="dxa"/>
           </w:tcPr>
           <w:p>
             <w:pPr>
@@ -807,29 +856,29 @@
               </w:numPr>
               <w:ind w:left="317" w:hanging="283"/>
               <w:rPr>
-                <w:sz w:val="20"/>
-                <w:szCs w:val="20"/>
-              </w:rPr>
-            </w:pPr>
-            <w:r>
-              <w:rPr>
-                <w:sz w:val="20"/>
-                <w:szCs w:val="20"/>
+                <w:sz w:val="18"/>
+                <w:szCs w:val="18"/>
+              </w:rPr>
+            </w:pPr>
+            <w:r>
+              <w:rPr>
+                <w:sz w:val="18"/>
+                <w:szCs w:val="18"/>
               </w:rPr>
               <w:t>Cuti di lua</w:t>
             </w:r>
             <w:r>
               <w:rPr>
-                <w:sz w:val="20"/>
-                <w:szCs w:val="20"/>
+                <w:sz w:val="18"/>
+                <w:szCs w:val="18"/>
                 <w:lang w:val="en-US"/>
               </w:rPr>
               <w:t>r</w:t>
             </w:r>
             <w:r>
               <w:rPr>
-                <w:sz w:val="20"/>
-                <w:szCs w:val="20"/>
+                <w:sz w:val="18"/>
+                <w:szCs w:val="18"/>
               </w:rPr>
               <w:t xml:space="preserve"> tanggungan Negara</w:t>
             </w:r>
@@ -837,7 +886,7 @@
         </w:tc>
         <w:tc>
           <w:tcPr>
-            <w:tcW w:w="1588" w:type="dxa"/>
+            <w:tcW w:w="3331" w:type="dxa"/>
           </w:tcPr>
           <w:p>
             <w:pPr>
@@ -845,14 +894,14 @@
               <w:ind w:left="284" w:hanging="284"/>
               <w:jc w:val="center"/>
               <w:rPr>
-                <w:sz w:val="20"/>
-                <w:szCs w:val="20"/>
-              </w:rPr>
-            </w:pPr>
-            <w:r>
-              <w:rPr>
-                <w:sz w:val="20"/>
-                <w:szCs w:val="20"/>
+                <w:sz w:val="18"/>
+                <w:szCs w:val="18"/>
+              </w:rPr>
+            </w:pPr>
+            <w:r>
+              <w:rPr>
+                <w:sz w:val="18"/>
+                <w:szCs w:val="18"/>
               </w:rPr>
               <w:t>${CUTI_DI_LUAR_TANGGUNGAN_NEGARA}</w:t>
             </w:r>
@@ -866,8 +915,8 @@
         <w:ind w:left="567"/>
         <w:jc w:val="center"/>
         <w:rPr>
-          <w:sz w:val="24"/>
-          <w:szCs w:val="24"/>
+          <w:sz w:val="18"/>
+          <w:szCs w:val="18"/>
         </w:rPr>
       </w:pPr>
     </w:p>
@@ -895,14 +944,14 @@
               </w:numPr>
               <w:ind w:left="423" w:hanging="423"/>
               <w:rPr>
-                <w:sz w:val="20"/>
-                <w:szCs w:val="20"/>
-              </w:rPr>
-            </w:pPr>
-            <w:r>
-              <w:rPr>
-                <w:sz w:val="20"/>
-                <w:szCs w:val="20"/>
+                <w:sz w:val="18"/>
+                <w:szCs w:val="18"/>
+              </w:rPr>
+            </w:pPr>
+            <w:r>
+              <w:rPr>
+                <w:sz w:val="18"/>
+                <w:szCs w:val="18"/>
               </w:rPr>
               <w:t>ALASAN CUTI</w:t>
             </w:r>
@@ -922,15 +971,15 @@
             <w:pPr>
               <w:pStyle w:val="NoSpacing"/>
               <w:rPr>
-                <w:sz w:val="20"/>
-                <w:szCs w:val="20"/>
-                <w:lang w:val="en-US"/>
-              </w:rPr>
-            </w:pPr>
-            <w:r>
-              <w:rPr>
-                <w:sz w:val="20"/>
-                <w:szCs w:val="20"/>
+                <w:sz w:val="18"/>
+                <w:szCs w:val="18"/>
+                <w:lang w:val="en-US"/>
+              </w:rPr>
+            </w:pPr>
+            <w:r>
+              <w:rPr>
+                <w:sz w:val="18"/>
+                <w:szCs w:val="18"/>
                 <w:lang w:val="en-US"/>
               </w:rPr>
               <w:t>${ALASAN}</w:t>
@@ -945,8 +994,8 @@
         <w:ind w:left="567"/>
         <w:jc w:val="center"/>
         <w:rPr>
-          <w:sz w:val="24"/>
-          <w:szCs w:val="24"/>
+          <w:sz w:val="18"/>
+          <w:szCs w:val="18"/>
         </w:rPr>
       </w:pPr>
     </w:p>
@@ -980,14 +1029,14 @@
               </w:numPr>
               <w:ind w:left="426" w:hanging="426"/>
               <w:rPr>
-                <w:sz w:val="20"/>
-                <w:szCs w:val="20"/>
-              </w:rPr>
-            </w:pPr>
-            <w:r>
-              <w:rPr>
-                <w:sz w:val="20"/>
-                <w:szCs w:val="20"/>
+                <w:sz w:val="18"/>
+                <w:szCs w:val="18"/>
+              </w:rPr>
+            </w:pPr>
+            <w:r>
+              <w:rPr>
+                <w:sz w:val="18"/>
+                <w:szCs w:val="18"/>
               </w:rPr>
               <w:t>LAMANYA CUTI</w:t>
             </w:r>
@@ -1003,14 +1052,14 @@
             <w:pPr>
               <w:pStyle w:val="NoSpacing"/>
               <w:rPr>
-                <w:sz w:val="20"/>
-                <w:szCs w:val="20"/>
-              </w:rPr>
-            </w:pPr>
-            <w:r>
-              <w:rPr>
-                <w:sz w:val="20"/>
-                <w:szCs w:val="20"/>
+                <w:sz w:val="18"/>
+                <w:szCs w:val="18"/>
+              </w:rPr>
+            </w:pPr>
+            <w:r>
+              <w:rPr>
+                <w:sz w:val="18"/>
+                <w:szCs w:val="18"/>
               </w:rPr>
               <w:t>Selama</w:t>
             </w:r>
@@ -1024,14 +1073,14 @@
             <w:pPr>
               <w:pStyle w:val="NoSpacing"/>
               <w:rPr>
-                <w:sz w:val="20"/>
-                <w:szCs w:val="20"/>
-              </w:rPr>
-            </w:pPr>
-            <w:r>
-              <w:rPr>
-                <w:sz w:val="20"/>
-                <w:szCs w:val="20"/>
+                <w:sz w:val="18"/>
+                <w:szCs w:val="18"/>
+              </w:rPr>
+            </w:pPr>
+            <w:r>
+              <w:rPr>
+                <w:sz w:val="18"/>
+                <w:szCs w:val="18"/>
               </w:rPr>
               <w:t>${LAMA_HARI}</w:t>
             </w:r>
@@ -1045,19 +1094,29 @@
             <w:pPr>
               <w:pStyle w:val="NoSpacing"/>
               <w:rPr>
-                <w:sz w:val="20"/>
-                <w:szCs w:val="20"/>
-                <w:lang w:val="en-US"/>
-              </w:rPr>
-            </w:pPr>
-            <w:r>
-              <w:rPr>
-                <w:sz w:val="20"/>
-                <w:szCs w:val="20"/>
-                <w:lang w:val="en-US"/>
-              </w:rPr>
-              <w:t>Mulai Tanggal</w:t>
-            </w:r>
+                <w:sz w:val="18"/>
+                <w:szCs w:val="18"/>
+                <w:lang w:val="en-US"/>
+              </w:rPr>
+            </w:pPr>
+            <w:r>
+              <w:rPr>
+                <w:sz w:val="18"/>
+                <w:szCs w:val="18"/>
+                <w:lang w:val="en-US"/>
+              </w:rPr>
+              <w:t xml:space="preserve">Mulai </w:t>
+            </w:r>
+            <w:proofErr w:type="spellStart"/>
+            <w:r>
+              <w:rPr>
+                <w:sz w:val="18"/>
+                <w:szCs w:val="18"/>
+                <w:lang w:val="en-US"/>
+              </w:rPr>
+              <w:t>Tanggal</w:t>
+            </w:r>
+            <w:proofErr w:type="spellEnd"/>
           </w:p>
         </w:tc>
         <w:tc>
@@ -1068,15 +1127,15 @@
             <w:pPr>
               <w:pStyle w:val="NoSpacing"/>
               <w:rPr>
-                <w:sz w:val="20"/>
-                <w:szCs w:val="20"/>
-                <w:lang w:val="en-US"/>
-              </w:rPr>
-            </w:pPr>
-            <w:r>
-              <w:rPr>
-                <w:sz w:val="20"/>
-                <w:szCs w:val="20"/>
+                <w:sz w:val="18"/>
+                <w:szCs w:val="18"/>
+                <w:lang w:val="en-US"/>
+              </w:rPr>
+            </w:pPr>
+            <w:r>
+              <w:rPr>
+                <w:sz w:val="18"/>
+                <w:szCs w:val="18"/>
                 <w:lang w:val="en-US"/>
               </w:rPr>
               <w:t>${TANGGAL_MULAI}</w:t>
@@ -1091,15 +1150,15 @@
             <w:pPr>
               <w:pStyle w:val="NoSpacing"/>
               <w:rPr>
-                <w:sz w:val="20"/>
-                <w:szCs w:val="20"/>
-                <w:lang w:val="en-US"/>
-              </w:rPr>
-            </w:pPr>
-            <w:r>
-              <w:rPr>
-                <w:sz w:val="20"/>
-                <w:szCs w:val="20"/>
+                <w:sz w:val="18"/>
+                <w:szCs w:val="18"/>
+                <w:lang w:val="en-US"/>
+              </w:rPr>
+            </w:pPr>
+            <w:r>
+              <w:rPr>
+                <w:sz w:val="18"/>
+                <w:szCs w:val="18"/>
                 <w:lang w:val="en-US"/>
               </w:rPr>
               <w:t xml:space="preserve">s/d </w:t>
@@ -1114,15 +1173,15 @@
             <w:pPr>
               <w:pStyle w:val="NoSpacing"/>
               <w:rPr>
-                <w:sz w:val="20"/>
-                <w:szCs w:val="20"/>
-                <w:lang w:val="en-US"/>
-              </w:rPr>
-            </w:pPr>
-            <w:r>
-              <w:rPr>
-                <w:sz w:val="20"/>
-                <w:szCs w:val="20"/>
+                <w:sz w:val="18"/>
+                <w:szCs w:val="18"/>
+                <w:lang w:val="en-US"/>
+              </w:rPr>
+            </w:pPr>
+            <w:r>
+              <w:rPr>
+                <w:sz w:val="18"/>
+                <w:szCs w:val="18"/>
                 <w:lang w:val="en-US"/>
               </w:rPr>
               <w:t>${TANGGAL_SELESAI}</w:t>
@@ -1137,1249 +1196,8 @@
         <w:ind w:left="567"/>
         <w:jc w:val="right"/>
         <w:rPr>
-          <w:sz w:val="24"/>
-          <w:szCs w:val="24"/>
-        </w:rPr>
-      </w:pPr>
-    </w:p>
-    <w:tbl>
-      <w:tblPr>
-        <w:tblStyle w:val="TableGrid"/>
-        <w:tblW w:w="0" w:type="auto"/>
-        <w:tblInd w:w="567" w:type="dxa"/>
-        <w:tblLook w:val="04A0" w:firstRow="1" w:lastRow="0" w:firstColumn="1" w:lastColumn="0" w:noHBand="0" w:noVBand="1"/>
-      </w:tblPr>
-      <w:tblGrid>
-        <w:gridCol w:w="857"/>
-        <w:gridCol w:w="1021"/>
-        <w:gridCol w:w="1642"/>
-        <w:gridCol w:w="2925"/>
-        <w:gridCol w:w="3751"/>
-      </w:tblGrid>
-      <w:tr>
-        <w:tc>
-          <w:tcPr>
-            <w:tcW w:w="9776" w:type="dxa"/>
-            <w:gridSpan w:val="5"/>
-          </w:tcPr>
-          <w:p>
-            <w:pPr>
-              <w:pStyle w:val="NoSpacing"/>
-              <w:numPr>
-                <w:ilvl w:val="0"/>
-                <w:numId w:val="1"/>
-              </w:numPr>
-              <w:ind w:left="426" w:hanging="426"/>
-              <w:rPr>
-                <w:sz w:val="20"/>
-                <w:szCs w:val="20"/>
-              </w:rPr>
-            </w:pPr>
-            <w:r>
-              <w:rPr>
-                <w:sz w:val="20"/>
-                <w:szCs w:val="20"/>
-              </w:rPr>
-              <w:t xml:space="preserve">CATATAN CUTI </w:t>
-            </w:r>
-          </w:p>
-        </w:tc>
-      </w:tr>
-      <w:tr>
-        <w:tc>
-          <w:tcPr>
-            <w:tcW w:w="3510" w:type="dxa"/>
-            <w:gridSpan w:val="3"/>
-          </w:tcPr>
-          <w:p>
-            <w:pPr>
-              <w:pStyle w:val="NoSpacing"/>
-              <w:numPr>
-                <w:ilvl w:val="0"/>
-                <w:numId w:val="3"/>
-              </w:numPr>
-              <w:ind w:left="423" w:hanging="423"/>
-              <w:rPr>
-                <w:sz w:val="20"/>
-                <w:szCs w:val="20"/>
-              </w:rPr>
-            </w:pPr>
-            <w:r>
-              <w:rPr>
-                <w:sz w:val="20"/>
-                <w:szCs w:val="20"/>
-              </w:rPr>
-              <w:t>CUTI TAHUNAN</w:t>
-            </w:r>
-          </w:p>
-        </w:tc>
-        <w:tc>
-          <w:tcPr>
-            <w:tcW w:w="3828" w:type="dxa"/>
-          </w:tcPr>
-          <w:p>
-            <w:pPr>
-              <w:pStyle w:val="NoSpacing"/>
-              <w:numPr>
-                <w:ilvl w:val="0"/>
-                <w:numId w:val="3"/>
-              </w:numPr>
-              <w:ind w:left="316" w:hanging="284"/>
-              <w:rPr>
-                <w:sz w:val="20"/>
-                <w:szCs w:val="20"/>
-              </w:rPr>
-            </w:pPr>
-            <w:r>
-              <w:rPr>
-                <w:sz w:val="20"/>
-                <w:szCs w:val="20"/>
-              </w:rPr>
-              <w:t>CUTI BESAR</w:t>
-            </w:r>
-          </w:p>
-        </w:tc>
-        <w:tc>
-          <w:tcPr>
-            <w:tcW w:w="2438" w:type="dxa"/>
-          </w:tcPr>
-          <w:p>
-            <w:pPr>
-              <w:pStyle w:val="NoSpacing"/>
-              <w:jc w:val="center"/>
-              <w:rPr>
-                <w:sz w:val="20"/>
-                <w:szCs w:val="20"/>
-                <w:lang w:val="en-US"/>
-              </w:rPr>
-            </w:pPr>
-            <w:r>
-              <w:rPr>
-                <w:sz w:val="20"/>
-                <w:szCs w:val="20"/>
-                <w:lang w:val="en-US"/>
-              </w:rPr>
-              <w:t>${CUTI_BESAR}</w:t>
-            </w:r>
-          </w:p>
-        </w:tc>
-      </w:tr>
-      <w:tr>
-        <w:tc>
-          <w:tcPr>
-            <w:tcW w:w="959" w:type="dxa"/>
-          </w:tcPr>
-          <w:p>
-            <w:pPr>
-              <w:pStyle w:val="NoSpacing"/>
-              <w:rPr>
-                <w:sz w:val="20"/>
-                <w:szCs w:val="20"/>
-              </w:rPr>
-            </w:pPr>
-            <w:r>
-              <w:rPr>
-                <w:sz w:val="20"/>
-                <w:szCs w:val="20"/>
-              </w:rPr>
-              <w:t>Tahun</w:t>
-            </w:r>
-          </w:p>
-        </w:tc>
-        <w:tc>
-          <w:tcPr>
-            <w:tcW w:w="850" w:type="dxa"/>
-          </w:tcPr>
-          <w:p>
-            <w:pPr>
-              <w:pStyle w:val="NoSpacing"/>
-              <w:jc w:val="center"/>
-              <w:rPr>
-                <w:sz w:val="20"/>
-                <w:szCs w:val="20"/>
-              </w:rPr>
-            </w:pPr>
-            <w:r>
-              <w:rPr>
-                <w:sz w:val="20"/>
-                <w:szCs w:val="20"/>
-              </w:rPr>
-              <w:t>Sisa</w:t>
-            </w:r>
-          </w:p>
-        </w:tc>
-        <w:tc>
-          <w:tcPr>
-            <w:tcW w:w="1701" w:type="dxa"/>
-          </w:tcPr>
-          <w:p>
-            <w:pPr>
-              <w:pStyle w:val="NoSpacing"/>
-              <w:jc w:val="center"/>
-              <w:rPr>
-                <w:sz w:val="20"/>
-                <w:szCs w:val="20"/>
-              </w:rPr>
-            </w:pPr>
-            <w:r>
-              <w:rPr>
-                <w:sz w:val="20"/>
-                <w:szCs w:val="20"/>
-              </w:rPr>
-              <w:t>Keterangan</w:t>
-            </w:r>
-          </w:p>
-        </w:tc>
-        <w:tc>
-          <w:tcPr>
-            <w:tcW w:w="3828" w:type="dxa"/>
-          </w:tcPr>
-          <w:p>
-            <w:pPr>
-              <w:pStyle w:val="NoSpacing"/>
-              <w:numPr>
-                <w:ilvl w:val="0"/>
-                <w:numId w:val="3"/>
-              </w:numPr>
-              <w:ind w:left="317" w:hanging="283"/>
-              <w:rPr>
-                <w:sz w:val="20"/>
-                <w:szCs w:val="20"/>
-              </w:rPr>
-            </w:pPr>
-            <w:r>
-              <w:rPr>
-                <w:sz w:val="20"/>
-                <w:szCs w:val="20"/>
-              </w:rPr>
-              <w:t>CUTI SAKIT</w:t>
-            </w:r>
-          </w:p>
-        </w:tc>
-        <w:tc>
-          <w:tcPr>
-            <w:tcW w:w="2438" w:type="dxa"/>
-            <w:vAlign w:val="center"/>
-          </w:tcPr>
-          <w:p>
-            <w:pPr>
-              <w:pStyle w:val="NoSpacing"/>
-              <w:jc w:val="center"/>
-              <w:rPr>
-                <w:sz w:val="20"/>
-                <w:szCs w:val="20"/>
-                <w:lang w:val="en-US"/>
-              </w:rPr>
-            </w:pPr>
-            <w:r>
-              <w:rPr>
-                <w:sz w:val="20"/>
-                <w:szCs w:val="20"/>
-                <w:lang w:val="en-US"/>
-              </w:rPr>
-              <w:t>${CUTI_SAKIT}</w:t>
-            </w:r>
-          </w:p>
-        </w:tc>
-      </w:tr>
-      <w:tr>
-        <w:tc>
-          <w:tcPr>
-            <w:tcW w:w="959" w:type="dxa"/>
-          </w:tcPr>
-          <w:p>
-            <w:pPr>
-              <w:pStyle w:val="NoSpacing"/>
-              <w:rPr>
-                <w:sz w:val="20"/>
-                <w:szCs w:val="20"/>
-              </w:rPr>
-            </w:pPr>
-            <w:r>
-              <w:rPr>
-                <w:sz w:val="20"/>
-                <w:szCs w:val="20"/>
-              </w:rPr>
-              <w:t>N-2</w:t>
-            </w:r>
-          </w:p>
-        </w:tc>
-        <w:tc>
-          <w:tcPr>
-            <w:tcW w:w="850" w:type="dxa"/>
-          </w:tcPr>
-          <w:p>
-            <w:pPr>
-              <w:pStyle w:val="NoSpacing"/>
-              <w:jc w:val="center"/>
-              <w:rPr>
-                <w:sz w:val="20"/>
-                <w:szCs w:val="20"/>
-                <w:lang w:val="en-US"/>
-              </w:rPr>
-            </w:pPr>
-            <w:r>
-              <w:rPr>
-                <w:sz w:val="20"/>
-                <w:szCs w:val="20"/>
-                <w:lang w:val="en-US"/>
-              </w:rPr>
-              <w:t>${SISA_N-2}</w:t>
-            </w:r>
-          </w:p>
-        </w:tc>
-        <w:tc>
-          <w:tcPr>
-            <w:tcW w:w="1701" w:type="dxa"/>
-          </w:tcPr>
-          <w:p>
-            <w:pPr>
-              <w:pStyle w:val="NoSpacing"/>
-              <w:jc w:val="right"/>
-              <w:rPr>
-                <w:sz w:val="20"/>
-                <w:szCs w:val="20"/>
-                <w:lang w:val="en-US"/>
-              </w:rPr>
-            </w:pPr>
-            <w:r>
-              <w:rPr>
-                <w:sz w:val="20"/>
-                <w:szCs w:val="20"/>
-                <w:lang w:val="en-US"/>
-              </w:rPr>
-              <w:t>${KETERANGAN}</w:t>
-            </w:r>
-          </w:p>
-        </w:tc>
-        <w:tc>
-          <w:tcPr>
-            <w:tcW w:w="3828" w:type="dxa"/>
-          </w:tcPr>
-          <w:p>
-            <w:pPr>
-              <w:pStyle w:val="NoSpacing"/>
-              <w:numPr>
-                <w:ilvl w:val="0"/>
-                <w:numId w:val="3"/>
-              </w:numPr>
-              <w:ind w:left="317" w:hanging="283"/>
-              <w:rPr>
-                <w:sz w:val="20"/>
-                <w:szCs w:val="20"/>
-              </w:rPr>
-            </w:pPr>
-            <w:r>
-              <w:rPr>
-                <w:sz w:val="20"/>
-                <w:szCs w:val="20"/>
-              </w:rPr>
-              <w:t>CUTI MELAHIRKAN</w:t>
-            </w:r>
-          </w:p>
-        </w:tc>
-        <w:tc>
-          <w:tcPr>
-            <w:tcW w:w="2438" w:type="dxa"/>
-          </w:tcPr>
-          <w:p>
-            <w:pPr>
-              <w:pStyle w:val="NoSpacing"/>
-              <w:jc w:val="center"/>
-              <w:rPr>
-                <w:sz w:val="20"/>
-                <w:szCs w:val="20"/>
-              </w:rPr>
-            </w:pPr>
-            <w:r>
-              <w:rPr>
-                <w:sz w:val="20"/>
-                <w:szCs w:val="20"/>
-                <w:lang w:val="en-US"/>
-              </w:rPr>
-              <w:t>${CUTI_MELAHIRKAN}</w:t>
-            </w:r>
-          </w:p>
-        </w:tc>
-      </w:tr>
-      <w:tr>
-        <w:tc>
-          <w:tcPr>
-            <w:tcW w:w="959" w:type="dxa"/>
-          </w:tcPr>
-          <w:p>
-            <w:pPr>
-              <w:pStyle w:val="NoSpacing"/>
-              <w:rPr>
-                <w:sz w:val="20"/>
-                <w:szCs w:val="20"/>
-              </w:rPr>
-            </w:pPr>
-            <w:r>
-              <w:rPr>
-                <w:sz w:val="20"/>
-                <w:szCs w:val="20"/>
-              </w:rPr>
-              <w:t>N-1</w:t>
-            </w:r>
-          </w:p>
-        </w:tc>
-        <w:tc>
-          <w:tcPr>
-            <w:tcW w:w="850" w:type="dxa"/>
-          </w:tcPr>
-          <w:p>
-            <w:pPr>
-              <w:pStyle w:val="NoSpacing"/>
-              <w:jc w:val="center"/>
-              <w:rPr>
-                <w:sz w:val="20"/>
-                <w:szCs w:val="20"/>
-                <w:lang w:val="en-US"/>
-              </w:rPr>
-            </w:pPr>
-            <w:r>
-              <w:rPr>
-                <w:sz w:val="20"/>
-                <w:szCs w:val="20"/>
-                <w:lang w:val="en-US"/>
-              </w:rPr>
-              <w:t>${SISA_N-1}</w:t>
-            </w:r>
-          </w:p>
-        </w:tc>
-        <w:tc>
-          <w:tcPr>
-            <w:tcW w:w="1701" w:type="dxa"/>
-          </w:tcPr>
-          <w:p>
-            <w:pPr>
-              <w:pStyle w:val="NoSpacing"/>
-              <w:jc w:val="right"/>
-              <w:rPr>
-                <w:sz w:val="20"/>
-                <w:szCs w:val="20"/>
-              </w:rPr>
-            </w:pPr>
-            <w:r>
-              <w:rPr>
-                <w:sz w:val="20"/>
-                <w:szCs w:val="20"/>
-                <w:lang w:val="en-US"/>
-              </w:rPr>
-              <w:t>${KETERANGAN}</w:t>
-            </w:r>
-          </w:p>
-        </w:tc>
-        <w:tc>
-          <w:tcPr>
-            <w:tcW w:w="3828" w:type="dxa"/>
-          </w:tcPr>
-          <w:p>
-            <w:pPr>
-              <w:pStyle w:val="NoSpacing"/>
-              <w:numPr>
-                <w:ilvl w:val="0"/>
-                <w:numId w:val="3"/>
-              </w:numPr>
-              <w:ind w:left="317" w:hanging="283"/>
-              <w:rPr>
-                <w:sz w:val="20"/>
-                <w:szCs w:val="20"/>
-              </w:rPr>
-            </w:pPr>
-            <w:r>
-              <w:rPr>
-                <w:sz w:val="20"/>
-                <w:szCs w:val="20"/>
-              </w:rPr>
-              <w:t>CUTI KARENA ALASAN PENTING</w:t>
-            </w:r>
-          </w:p>
-        </w:tc>
-        <w:tc>
-          <w:tcPr>
-            <w:tcW w:w="2438" w:type="dxa"/>
-          </w:tcPr>
-          <w:p>
-            <w:pPr>
-              <w:pStyle w:val="NoSpacing"/>
-              <w:jc w:val="center"/>
-              <w:rPr>
-                <w:sz w:val="20"/>
-                <w:szCs w:val="20"/>
-              </w:rPr>
-            </w:pPr>
-            <w:r>
-              <w:rPr>
-                <w:sz w:val="20"/>
-                <w:szCs w:val="20"/>
-                <w:lang w:val="en-US"/>
-              </w:rPr>
-              <w:t>${CUTI_KARENA_ALASAN_PENTING}</w:t>
-            </w:r>
-          </w:p>
-        </w:tc>
-      </w:tr>
-      <w:tr>
-        <w:tc>
-          <w:tcPr>
-            <w:tcW w:w="959" w:type="dxa"/>
-          </w:tcPr>
-          <w:p>
-            <w:pPr>
-              <w:pStyle w:val="NoSpacing"/>
-              <w:rPr>
-                <w:sz w:val="20"/>
-                <w:szCs w:val="20"/>
-              </w:rPr>
-            </w:pPr>
-            <w:r>
-              <w:rPr>
-                <w:sz w:val="20"/>
-                <w:szCs w:val="20"/>
-              </w:rPr>
-              <w:t>N</w:t>
-            </w:r>
-          </w:p>
-        </w:tc>
-        <w:tc>
-          <w:tcPr>
-            <w:tcW w:w="850" w:type="dxa"/>
-          </w:tcPr>
-          <w:p>
-            <w:pPr>
-              <w:pStyle w:val="NoSpacing"/>
-              <w:jc w:val="center"/>
-              <w:rPr>
-                <w:sz w:val="20"/>
-                <w:szCs w:val="20"/>
-                <w:lang w:val="en-US"/>
-              </w:rPr>
-            </w:pPr>
-            <w:r>
-              <w:rPr>
-                <w:sz w:val="20"/>
-                <w:szCs w:val="20"/>
-                <w:lang w:val="en-US"/>
-              </w:rPr>
-              <w:t>${N}</w:t>
-            </w:r>
-          </w:p>
-        </w:tc>
-        <w:tc>
-          <w:tcPr>
-            <w:tcW w:w="1701" w:type="dxa"/>
-            <w:vAlign w:val="center"/>
-          </w:tcPr>
-          <w:p>
-            <w:pPr>
-              <w:pStyle w:val="NoSpacing"/>
-              <w:jc w:val="center"/>
-              <w:rPr>
-                <w:sz w:val="20"/>
-                <w:szCs w:val="20"/>
-                <w:lang w:val="en-US"/>
-              </w:rPr>
-            </w:pPr>
-            <w:r>
-              <w:rPr>
-                <w:sz w:val="20"/>
-                <w:szCs w:val="20"/>
-                <w:lang w:val="en-US"/>
-              </w:rPr>
-              <w:t>${KETERANGAN}</w:t>
-            </w:r>
-          </w:p>
-        </w:tc>
-        <w:tc>
-          <w:tcPr>
-            <w:tcW w:w="3828" w:type="dxa"/>
-          </w:tcPr>
-          <w:p>
-            <w:pPr>
-              <w:pStyle w:val="NoSpacing"/>
-              <w:numPr>
-                <w:ilvl w:val="0"/>
-                <w:numId w:val="3"/>
-              </w:numPr>
-              <w:ind w:left="317" w:hanging="283"/>
-              <w:rPr>
-                <w:sz w:val="20"/>
-                <w:szCs w:val="20"/>
-              </w:rPr>
-            </w:pPr>
-            <w:r>
-              <w:rPr>
-                <w:sz w:val="20"/>
-                <w:szCs w:val="20"/>
-              </w:rPr>
-              <w:t>CUTI DI LUAR TANGGUNGAN NEGARA</w:t>
-            </w:r>
-          </w:p>
-        </w:tc>
-        <w:tc>
-          <w:tcPr>
-            <w:tcW w:w="2438" w:type="dxa"/>
-          </w:tcPr>
-          <w:p>
-            <w:pPr>
-              <w:pStyle w:val="NoSpacing"/>
-              <w:jc w:val="center"/>
-              <w:rPr>
-                <w:sz w:val="20"/>
-                <w:szCs w:val="20"/>
-              </w:rPr>
-            </w:pPr>
-            <w:r>
-              <w:rPr>
-                <w:sz w:val="20"/>
-                <w:szCs w:val="20"/>
-                <w:lang w:val="en-US"/>
-              </w:rPr>
-              <w:t>${CUTI_DI_LUAR_TANGGUNGAN_NEGARA}</w:t>
-            </w:r>
-          </w:p>
-        </w:tc>
-      </w:tr>
-    </w:tbl>
-    <w:p>
-      <w:pPr>
-        <w:pStyle w:val="NoSpacing"/>
-        <w:ind w:left="567"/>
-        <w:jc w:val="right"/>
-        <w:rPr>
-          <w:sz w:val="24"/>
-          <w:szCs w:val="24"/>
-        </w:rPr>
-      </w:pPr>
-    </w:p>
-    <w:tbl>
-      <w:tblPr>
-        <w:tblStyle w:val="TableGrid"/>
-        <w:tblW w:w="0" w:type="auto"/>
-        <w:tblInd w:w="624" w:type="dxa"/>
-        <w:tblLook w:val="04A0" w:firstRow="1" w:lastRow="0" w:firstColumn="1" w:lastColumn="0" w:noHBand="0" w:noVBand="1"/>
-      </w:tblPr>
-      <w:tblGrid>
-        <w:gridCol w:w="2376"/>
-        <w:gridCol w:w="2410"/>
-        <w:gridCol w:w="851"/>
-        <w:gridCol w:w="854"/>
-        <w:gridCol w:w="733"/>
-        <w:gridCol w:w="2552"/>
-      </w:tblGrid>
-      <w:tr>
-        <w:tc>
-          <w:tcPr>
-            <w:tcW w:w="9776" w:type="dxa"/>
-            <w:gridSpan w:val="6"/>
-          </w:tcPr>
-          <w:p>
-            <w:pPr>
-              <w:pStyle w:val="NoSpacing"/>
-              <w:numPr>
-                <w:ilvl w:val="0"/>
-                <w:numId w:val="1"/>
-              </w:numPr>
-              <w:ind w:left="423" w:hanging="423"/>
-              <w:rPr>
-                <w:sz w:val="20"/>
-                <w:szCs w:val="20"/>
-              </w:rPr>
-            </w:pPr>
-            <w:r>
-              <w:rPr>
-                <w:sz w:val="20"/>
-                <w:szCs w:val="20"/>
-              </w:rPr>
-              <w:t>ALAMAT SELAMA MENJALANKAN CUTI</w:t>
-            </w:r>
-          </w:p>
-        </w:tc>
-      </w:tr>
-      <w:tr>
-        <w:tc>
-          <w:tcPr>
-            <w:tcW w:w="5637" w:type="dxa"/>
-            <w:gridSpan w:val="3"/>
-          </w:tcPr>
-          <w:p>
-            <w:pPr>
-              <w:pStyle w:val="NoSpacing"/>
-              <w:rPr>
-                <w:sz w:val="20"/>
-                <w:szCs w:val="20"/>
-                <w:lang w:val="en-US"/>
-              </w:rPr>
-            </w:pPr>
-            <w:r>
-              <w:rPr>
-                <w:sz w:val="20"/>
-                <w:szCs w:val="20"/>
-                <w:lang w:val="en-US"/>
-              </w:rPr>
-              <w:t>${ALAMAT}</w:t>
-            </w:r>
-          </w:p>
-        </w:tc>
-        <w:tc>
-          <w:tcPr>
-            <w:tcW w:w="854" w:type="dxa"/>
-          </w:tcPr>
-          <w:p>
-            <w:pPr>
-              <w:pStyle w:val="NoSpacing"/>
-              <w:rPr>
-                <w:sz w:val="20"/>
-                <w:szCs w:val="20"/>
-              </w:rPr>
-            </w:pPr>
-            <w:r>
-              <w:rPr>
-                <w:sz w:val="20"/>
-                <w:szCs w:val="20"/>
-              </w:rPr>
-              <w:t>TELP.</w:t>
-            </w:r>
-          </w:p>
-        </w:tc>
-        <w:tc>
-          <w:tcPr>
-            <w:tcW w:w="3285" w:type="dxa"/>
-            <w:gridSpan w:val="2"/>
-          </w:tcPr>
-          <w:p>
-            <w:pPr>
-              <w:pStyle w:val="NoSpacing"/>
-              <w:rPr>
-                <w:sz w:val="20"/>
-                <w:szCs w:val="20"/>
-                <w:lang w:val="en-US"/>
-              </w:rPr>
-            </w:pPr>
-            <w:r>
-              <w:rPr>
-                <w:sz w:val="20"/>
-                <w:szCs w:val="20"/>
-                <w:lang w:val="en-US"/>
-              </w:rPr>
-              <w:t>${TELP}</w:t>
-            </w:r>
-          </w:p>
-        </w:tc>
-      </w:tr>
-      <w:tr>
-        <w:tc>
-          <w:tcPr>
-            <w:tcW w:w="5637" w:type="dxa"/>
-            <w:gridSpan w:val="3"/>
-          </w:tcPr>
-          <w:p>
-            <w:pPr>
-              <w:pStyle w:val="NoSpacing"/>
-              <w:jc w:val="center"/>
-              <w:rPr>
-                <w:sz w:val="20"/>
-                <w:szCs w:val="20"/>
-              </w:rPr>
-            </w:pPr>
-          </w:p>
-        </w:tc>
-        <w:tc>
-          <w:tcPr>
-            <w:tcW w:w="4139" w:type="dxa"/>
-            <w:gridSpan w:val="3"/>
-          </w:tcPr>
-          <w:p>
-            <w:pPr>
-              <w:pStyle w:val="NoSpacing"/>
-              <w:jc w:val="center"/>
-              <w:rPr>
-                <w:sz w:val="20"/>
-                <w:szCs w:val="20"/>
-              </w:rPr>
-            </w:pPr>
-            <w:r>
-              <w:rPr>
-                <w:sz w:val="20"/>
-                <w:szCs w:val="20"/>
-              </w:rPr>
-              <w:t>Hormat saya,</w:t>
-            </w:r>
-          </w:p>
-          <w:p>
-            <w:pPr>
-              <w:pStyle w:val="NoSpacing"/>
-              <w:jc w:val="center"/>
-              <w:rPr>
-                <w:sz w:val="20"/>
-                <w:szCs w:val="20"/>
-              </w:rPr>
-            </w:pPr>
-          </w:p>
-          <w:p>
-            <w:pPr>
-              <w:pStyle w:val="NoSpacing"/>
-              <w:rPr>
-                <w:sz w:val="20"/>
-                <w:szCs w:val="20"/>
-              </w:rPr>
-            </w:pPr>
-          </w:p>
-          <w:p>
-            <w:pPr>
-              <w:pStyle w:val="NoSpacing"/>
-              <w:rPr>
-                <w:sz w:val="20"/>
-                <w:szCs w:val="20"/>
-              </w:rPr>
-            </w:pPr>
-          </w:p>
-          <w:p>
-            <w:pPr>
-              <w:pStyle w:val="NoSpacing"/>
-              <w:jc w:val="center"/>
-              <w:rPr>
-                <w:sz w:val="20"/>
-                <w:szCs w:val="20"/>
-                <w:lang w:val="en-US"/>
-              </w:rPr>
-            </w:pPr>
-            <w:r>
-              <w:rPr>
-                <w:sz w:val="20"/>
-                <w:szCs w:val="20"/>
-                <w:lang w:val="en-US"/>
-              </w:rPr>
-              <w:t>${NAMA}</w:t>
-            </w:r>
-          </w:p>
-          <w:p>
-            <w:pPr>
-              <w:pStyle w:val="NoSpacing"/>
-              <w:jc w:val="center"/>
-              <w:rPr>
-                <w:sz w:val="20"/>
-                <w:szCs w:val="20"/>
-                <w:lang w:val="en-US"/>
-              </w:rPr>
-            </w:pPr>
-            <w:r>
-              <w:rPr>
-                <w:sz w:val="20"/>
-                <w:szCs w:val="20"/>
-              </w:rPr>
-              <w:t xml:space="preserve">NIP. </w:t>
-            </w:r>
-            <w:r>
-              <w:rPr>
-                <w:sz w:val="20"/>
-                <w:szCs w:val="20"/>
-                <w:lang w:val="en-US"/>
-              </w:rPr>
-              <w:t>${NIP}</w:t>
-            </w:r>
-          </w:p>
-        </w:tc>
-      </w:tr>
-      <w:tr>
-        <w:tc>
-          <w:tcPr>
-            <w:tcW w:w="9776" w:type="dxa"/>
-            <w:gridSpan w:val="6"/>
-          </w:tcPr>
-          <w:p>
-            <w:pPr>
-              <w:pStyle w:val="NoSpacing"/>
-              <w:numPr>
-                <w:ilvl w:val="0"/>
-                <w:numId w:val="1"/>
-              </w:numPr>
-              <w:ind w:left="426" w:hanging="426"/>
-              <w:rPr>
-                <w:sz w:val="20"/>
-                <w:szCs w:val="20"/>
-              </w:rPr>
-            </w:pPr>
-            <w:r>
-              <w:rPr>
-                <w:sz w:val="20"/>
-                <w:szCs w:val="20"/>
-              </w:rPr>
-              <w:t xml:space="preserve">PERTIMBANGAN ATASAN LANGSUNG </w:t>
-            </w:r>
-          </w:p>
-        </w:tc>
-      </w:tr>
-      <w:tr>
-        <w:trPr>
-          <w:gridAfter w:val="1"/>
-          <w:wAfter w:w="2552" w:type="dxa"/>
-        </w:trPr>
-        <w:tc>
-          <w:tcPr>
-            <w:tcW w:w="2376" w:type="dxa"/>
-          </w:tcPr>
-          <w:p>
-            <w:pPr>
-              <w:pStyle w:val="NoSpacing"/>
-              <w:rPr>
-                <w:sz w:val="20"/>
-                <w:szCs w:val="20"/>
-              </w:rPr>
-            </w:pPr>
-            <w:r>
-              <w:rPr>
-                <w:sz w:val="20"/>
-                <w:szCs w:val="20"/>
-              </w:rPr>
-              <w:t>DISETUJUI</w:t>
-            </w:r>
-          </w:p>
-        </w:tc>
-        <w:tc>
-          <w:tcPr>
-            <w:tcW w:w="2410" w:type="dxa"/>
-          </w:tcPr>
-          <w:p>
-            <w:pPr>
-              <w:pStyle w:val="NoSpacing"/>
-              <w:rPr>
-                <w:sz w:val="20"/>
-                <w:szCs w:val="20"/>
-              </w:rPr>
-            </w:pPr>
-            <w:r>
-              <w:rPr>
-                <w:sz w:val="20"/>
-                <w:szCs w:val="20"/>
-              </w:rPr>
-              <w:t xml:space="preserve">MENUNGGU </w:t>
-            </w:r>
-          </w:p>
-        </w:tc>
-        <w:tc>
-          <w:tcPr>
-            <w:tcW w:w="2438" w:type="dxa"/>
-            <w:gridSpan w:val="3"/>
-          </w:tcPr>
-          <w:p>
-            <w:pPr>
-              <w:pStyle w:val="NoSpacing"/>
-              <w:rPr>
-                <w:sz w:val="20"/>
-                <w:szCs w:val="20"/>
-              </w:rPr>
-            </w:pPr>
-            <w:r>
-              <w:rPr>
-                <w:sz w:val="20"/>
-                <w:szCs w:val="20"/>
-              </w:rPr>
-              <w:t>TIDAK DISETUJUI</w:t>
-            </w:r>
-          </w:p>
-        </w:tc>
-      </w:tr>
-      <w:tr>
-        <w:trPr>
-          <w:gridAfter w:val="1"/>
-          <w:wAfter w:w="2552" w:type="dxa"/>
-        </w:trPr>
-        <w:tc>
-          <w:tcPr>
-            <w:tcW w:w="2376" w:type="dxa"/>
-          </w:tcPr>
-          <w:p>
-            <w:pPr>
-              <w:pStyle w:val="NoSpacing"/>
-              <w:rPr>
-                <w:sz w:val="20"/>
-                <w:szCs w:val="20"/>
-              </w:rPr>
-            </w:pPr>
-            <w:r>
-              <w:rPr>
-                <w:sz w:val="20"/>
-                <w:szCs w:val="20"/>
-              </w:rPr>
-              <w:t>${DISETUJUI}</w:t>
-            </w:r>
-          </w:p>
-        </w:tc>
-        <w:tc>
-          <w:tcPr>
-            <w:tcW w:w="2410" w:type="dxa"/>
-          </w:tcPr>
-          <w:p>
-            <w:pPr>
-              <w:pStyle w:val="NoSpacing"/>
-              <w:rPr>
-                <w:sz w:val="20"/>
-                <w:szCs w:val="20"/>
-              </w:rPr>
-            </w:pPr>
-            <w:r>
-              <w:rPr>
-                <w:sz w:val="20"/>
-                <w:szCs w:val="20"/>
-              </w:rPr>
-              <w:t>${MENUNGGU}</w:t>
-            </w:r>
-          </w:p>
-        </w:tc>
-        <w:tc>
-          <w:tcPr>
-            <w:tcW w:w="2438" w:type="dxa"/>
-            <w:gridSpan w:val="3"/>
-          </w:tcPr>
-          <w:p>
-            <w:pPr>
-              <w:pStyle w:val="NoSpacing"/>
-              <w:rPr>
-                <w:sz w:val="20"/>
-                <w:szCs w:val="20"/>
-              </w:rPr>
-            </w:pPr>
-            <w:r>
-              <w:rPr>
-                <w:sz w:val="20"/>
-                <w:szCs w:val="20"/>
-              </w:rPr>
-              <w:t>${TIDAK_DISETUJUI}</w:t>
-            </w:r>
-          </w:p>
-        </w:tc>
-      </w:tr>
-      <w:tr>
-        <w:tc>
-          <w:tcPr>
-            <w:tcW w:w="9776" w:type="dxa"/>
-            <w:gridSpan w:val="6"/>
-          </w:tcPr>
-          <w:p>
-            <w:pPr>
-              <w:pStyle w:val="NoSpacing"/>
-              <w:jc w:val="center"/>
-              <w:rPr>
-                <w:sz w:val="20"/>
-                <w:szCs w:val="20"/>
-                <w:lang w:val="en-US"/>
-              </w:rPr>
-            </w:pPr>
-            <w:r>
-              <w:rPr>
-                <w:sz w:val="20"/>
-                <w:szCs w:val="20"/>
-              </w:rPr>
-              <w:t xml:space="preserve">                                                                                                                                          </w:t>
-            </w:r>
-            <w:r>
-              <w:rPr>
-                <w:sz w:val="20"/>
-                <w:szCs w:val="20"/>
-                <w:lang w:val="en-US"/>
-              </w:rPr>
-              <w:fldChar w:fldCharType="begin"/>
-            </w:r>
-            <w:r>
-              <w:rPr>
-                <w:sz w:val="20"/>
-                <w:szCs w:val="20"/>
-                <w:lang w:val="en-US"/>
-              </w:rPr>
-              <w:instrText xml:space="preserve"> MERGEFIELD Nama_Bidang </w:instrText>
-            </w:r>
-            <w:r>
-              <w:rPr>
-                <w:sz w:val="20"/>
-                <w:szCs w:val="20"/>
-                <w:lang w:val="en-US"/>
-              </w:rPr>
-              <w:fldChar w:fldCharType="separate"/>
-            </w:r>
-            <w:r>
-              <w:rPr>
-                <w:noProof/>
-                <w:sz w:val="20"/>
-                <w:szCs w:val="20"/>
-                <w:lang w:val="en-US"/>
-              </w:rPr>
-              <w:t>Sekretariat</w:t>
-            </w:r>
-            <w:r>
-              <w:rPr>
-                <w:sz w:val="20"/>
-                <w:szCs w:val="20"/>
-                <w:lang w:val="en-US"/>
-              </w:rPr>
-              <w:fldChar w:fldCharType="end"/>
-            </w:r>
-          </w:p>
-          <w:p>
-            <w:pPr>
-              <w:pStyle w:val="NoSpacing"/>
-              <w:rPr>
-                <w:sz w:val="20"/>
-                <w:szCs w:val="20"/>
-              </w:rPr>
-            </w:pPr>
-          </w:p>
-          <w:p>
-            <w:pPr>
-              <w:pStyle w:val="NoSpacing"/>
-              <w:rPr>
-                <w:sz w:val="20"/>
-                <w:szCs w:val="20"/>
-              </w:rPr>
-            </w:pPr>
-          </w:p>
-          <w:p>
-            <w:pPr>
-              <w:pStyle w:val="NoSpacing"/>
-              <w:rPr>
-                <w:sz w:val="20"/>
-                <w:szCs w:val="20"/>
-              </w:rPr>
-            </w:pPr>
-          </w:p>
-          <w:p>
-            <w:pPr>
-              <w:pStyle w:val="NoSpacing"/>
-              <w:ind w:firstLine="5667"/>
-              <w:rPr>
-                <w:sz w:val="20"/>
-                <w:szCs w:val="20"/>
-                <w:lang w:val="en-US"/>
-              </w:rPr>
-            </w:pPr>
-            <w:r>
-              <w:rPr>
-                <w:sz w:val="20"/>
-                <w:szCs w:val="20"/>
-              </w:rPr>
-              <w:t xml:space="preserve">            </w:t>
-            </w:r>
-            <w:r>
-              <w:rPr>
-                <w:sz w:val="20"/>
-                <w:szCs w:val="20"/>
-                <w:lang w:val="en-US"/>
-              </w:rPr>
-              <w:t xml:space="preserve">             </w:t>
-            </w:r>
-            <w:r>
-              <w:rPr>
-                <w:sz w:val="20"/>
-                <w:szCs w:val="20"/>
-                <w:lang w:val="en-US"/>
-              </w:rPr>
-              <w:fldChar w:fldCharType="begin"/>
-            </w:r>
-            <w:r>
-              <w:rPr>
-                <w:sz w:val="20"/>
-                <w:szCs w:val="20"/>
-                <w:lang w:val="en-US"/>
-              </w:rPr>
-              <w:instrText xml:space="preserve"> MERGEFIELD Atasan_Langsung </w:instrText>
-            </w:r>
-            <w:r>
-              <w:rPr>
-                <w:sz w:val="20"/>
-                <w:szCs w:val="20"/>
-                <w:lang w:val="en-US"/>
-              </w:rPr>
-              <w:fldChar w:fldCharType="separate"/>
-            </w:r>
-            <w:r>
-              <w:rPr>
-                <w:noProof/>
-                <w:sz w:val="20"/>
-                <w:szCs w:val="20"/>
-                <w:lang w:val="en-US"/>
-              </w:rPr>
-              <w:t>Budi Riyanto, S.Pd.,M.Pd</w:t>
-            </w:r>
-            <w:r>
-              <w:rPr>
-                <w:sz w:val="20"/>
-                <w:szCs w:val="20"/>
-                <w:lang w:val="en-US"/>
-              </w:rPr>
-              <w:fldChar w:fldCharType="end"/>
-            </w:r>
-          </w:p>
-          <w:p>
-            <w:pPr>
-              <w:pStyle w:val="NoSpacing"/>
-              <w:jc w:val="center"/>
-              <w:rPr>
-                <w:sz w:val="20"/>
-                <w:szCs w:val="20"/>
-                <w:lang w:val="en-US"/>
-              </w:rPr>
-            </w:pPr>
-            <w:r>
-              <w:rPr>
-                <w:sz w:val="20"/>
-                <w:szCs w:val="20"/>
-              </w:rPr>
-              <w:t xml:space="preserve">                                                                                                                                              NIP.  </w:t>
-            </w:r>
-            <w:r>
-              <w:rPr>
-                <w:sz w:val="20"/>
-                <w:szCs w:val="20"/>
-                <w:lang w:val="en-US"/>
-              </w:rPr>
-              <w:fldChar w:fldCharType="begin"/>
-            </w:r>
-            <w:r>
-              <w:rPr>
-                <w:sz w:val="20"/>
-                <w:szCs w:val="20"/>
-                <w:lang w:val="en-US"/>
-              </w:rPr>
-              <w:instrText xml:space="preserve"> MERGEFIELD NIP_Atasan_langsung </w:instrText>
-            </w:r>
-            <w:r>
-              <w:rPr>
-                <w:sz w:val="20"/>
-                <w:szCs w:val="20"/>
-                <w:lang w:val="en-US"/>
-              </w:rPr>
-              <w:fldChar w:fldCharType="separate"/>
-            </w:r>
-            <w:r>
-              <w:rPr>
-                <w:noProof/>
-                <w:sz w:val="20"/>
-                <w:szCs w:val="20"/>
-                <w:lang w:val="en-US"/>
-              </w:rPr>
-              <w:t>19790902 200604 1 005</w:t>
-            </w:r>
-            <w:r>
-              <w:rPr>
-                <w:sz w:val="20"/>
-                <w:szCs w:val="20"/>
-                <w:lang w:val="en-US"/>
-              </w:rPr>
-              <w:fldChar w:fldCharType="end"/>
-            </w:r>
-          </w:p>
-        </w:tc>
-      </w:tr>
-    </w:tbl>
-    <w:p>
-      <w:pPr>
-        <w:pStyle w:val="NoSpacing"/>
-        <w:ind w:left="567"/>
-        <w:rPr>
-          <w:sz w:val="24"/>
-          <w:szCs w:val="24"/>
+          <w:sz w:val="18"/>
+          <w:szCs w:val="18"/>
         </w:rPr>
       </w:pPr>
     </w:p>
@@ -2392,16 +1210,17 @@
         <w:tblLook w:val="04A0" w:firstRow="1" w:lastRow="0" w:firstColumn="1" w:lastColumn="0" w:noHBand="0" w:noVBand="1"/>
       </w:tblPr>
       <w:tblGrid>
-        <w:gridCol w:w="2376"/>
+        <w:gridCol w:w="725"/>
+        <w:gridCol w:w="1021"/>
+        <w:gridCol w:w="1651"/>
         <w:gridCol w:w="2552"/>
-        <w:gridCol w:w="2410"/>
-        <w:gridCol w:w="2438"/>
+        <w:gridCol w:w="3827"/>
       </w:tblGrid>
       <w:tr>
         <w:tc>
           <w:tcPr>
             <w:tcW w:w="9776" w:type="dxa"/>
-            <w:gridSpan w:val="4"/>
+            <w:gridSpan w:val="5"/>
           </w:tcPr>
           <w:p>
             <w:pPr>
@@ -2412,43 +1231,549 @@
               </w:numPr>
               <w:ind w:left="426" w:hanging="426"/>
               <w:rPr>
-                <w:sz w:val="20"/>
-                <w:szCs w:val="20"/>
-              </w:rPr>
-            </w:pPr>
-            <w:r>
-              <w:rPr>
-                <w:sz w:val="20"/>
-                <w:szCs w:val="20"/>
-              </w:rPr>
-              <w:t xml:space="preserve">KEPUTUSAN PEJABAT YANG BERWENANG MEMBERIKAN CUTI </w:t>
+                <w:sz w:val="18"/>
+                <w:szCs w:val="18"/>
+              </w:rPr>
+            </w:pPr>
+            <w:r>
+              <w:rPr>
+                <w:sz w:val="18"/>
+                <w:szCs w:val="18"/>
+              </w:rPr>
+              <w:t xml:space="preserve">CATATAN CUTI </w:t>
+            </w:r>
+          </w:p>
+        </w:tc>
+      </w:tr>
+      <w:tr>
+        <w:tc>
+          <w:tcPr>
+            <w:tcW w:w="1746" w:type="dxa"/>
+            <w:gridSpan w:val="2"/>
+          </w:tcPr>
+          <w:p>
+            <w:pPr>
+              <w:pStyle w:val="NoSpacing"/>
+              <w:numPr>
+                <w:ilvl w:val="0"/>
+                <w:numId w:val="3"/>
+              </w:numPr>
+              <w:ind w:left="423" w:hanging="423"/>
+              <w:rPr>
+                <w:sz w:val="18"/>
+                <w:szCs w:val="18"/>
+              </w:rPr>
+            </w:pPr>
+            <w:r>
+              <w:rPr>
+                <w:sz w:val="18"/>
+                <w:szCs w:val="18"/>
+              </w:rPr>
+              <w:t xml:space="preserve">CUTI TAHUNAN  </w:t>
+            </w:r>
+          </w:p>
+        </w:tc>
+        <w:tc>
+          <w:tcPr>
+            <w:tcW w:w="1651" w:type="dxa"/>
+          </w:tcPr>
+          <w:p>
+            <w:pPr>
+              <w:pStyle w:val="NoSpacing"/>
+              <w:jc w:val="center"/>
+              <w:rPr>
+                <w:sz w:val="18"/>
+                <w:szCs w:val="18"/>
+              </w:rPr>
+            </w:pPr>
+            <w:r>
+              <w:rPr>
+                <w:sz w:val="18"/>
+                <w:szCs w:val="18"/>
+              </w:rPr>
+              <w:t>${CUTI_TAHUNAN}</w:t>
+            </w:r>
+          </w:p>
+        </w:tc>
+        <w:tc>
+          <w:tcPr>
+            <w:tcW w:w="2552" w:type="dxa"/>
+          </w:tcPr>
+          <w:p>
+            <w:pPr>
+              <w:pStyle w:val="NoSpacing"/>
+              <w:numPr>
+                <w:ilvl w:val="0"/>
+                <w:numId w:val="3"/>
+              </w:numPr>
+              <w:ind w:left="316" w:hanging="284"/>
+              <w:rPr>
+                <w:sz w:val="18"/>
+                <w:szCs w:val="18"/>
+              </w:rPr>
+            </w:pPr>
+            <w:r>
+              <w:rPr>
+                <w:sz w:val="18"/>
+                <w:szCs w:val="18"/>
+              </w:rPr>
+              <w:t>CUTI BESAR</w:t>
+            </w:r>
+          </w:p>
+        </w:tc>
+        <w:tc>
+          <w:tcPr>
+            <w:tcW w:w="3827" w:type="dxa"/>
+          </w:tcPr>
+          <w:p>
+            <w:pPr>
+              <w:pStyle w:val="NoSpacing"/>
+              <w:jc w:val="center"/>
+              <w:rPr>
+                <w:sz w:val="18"/>
+                <w:szCs w:val="18"/>
+                <w:lang w:val="en-US"/>
+              </w:rPr>
+            </w:pPr>
+            <w:r>
+              <w:rPr>
+                <w:sz w:val="18"/>
+                <w:szCs w:val="18"/>
+                <w:lang w:val="en-US"/>
+              </w:rPr>
+              <w:t>${CUTI_BESAR}</w:t>
+            </w:r>
+          </w:p>
+        </w:tc>
+      </w:tr>
+      <w:tr>
+        <w:tc>
+          <w:tcPr>
+            <w:tcW w:w="725" w:type="dxa"/>
+          </w:tcPr>
+          <w:p>
+            <w:pPr>
+              <w:pStyle w:val="NoSpacing"/>
+              <w:rPr>
+                <w:sz w:val="18"/>
+                <w:szCs w:val="18"/>
+              </w:rPr>
+            </w:pPr>
+            <w:r>
+              <w:rPr>
+                <w:sz w:val="18"/>
+                <w:szCs w:val="18"/>
+              </w:rPr>
+              <w:t>Tahun</w:t>
+            </w:r>
+          </w:p>
+        </w:tc>
+        <w:tc>
+          <w:tcPr>
+            <w:tcW w:w="1021" w:type="dxa"/>
+          </w:tcPr>
+          <w:p>
+            <w:pPr>
+              <w:pStyle w:val="NoSpacing"/>
+              <w:jc w:val="center"/>
+              <w:rPr>
+                <w:sz w:val="18"/>
+                <w:szCs w:val="18"/>
+              </w:rPr>
+            </w:pPr>
+            <w:r>
+              <w:rPr>
+                <w:sz w:val="18"/>
+                <w:szCs w:val="18"/>
+              </w:rPr>
+              <w:t>Sisa</w:t>
+            </w:r>
+          </w:p>
+        </w:tc>
+        <w:tc>
+          <w:tcPr>
+            <w:tcW w:w="1651" w:type="dxa"/>
+          </w:tcPr>
+          <w:p>
+            <w:pPr>
+              <w:pStyle w:val="NoSpacing"/>
+              <w:jc w:val="center"/>
+              <w:rPr>
+                <w:sz w:val="18"/>
+                <w:szCs w:val="18"/>
+              </w:rPr>
+            </w:pPr>
+            <w:r>
+              <w:rPr>
+                <w:sz w:val="18"/>
+                <w:szCs w:val="18"/>
+              </w:rPr>
+              <w:t>Keterangan</w:t>
+            </w:r>
+          </w:p>
+        </w:tc>
+        <w:tc>
+          <w:tcPr>
+            <w:tcW w:w="2552" w:type="dxa"/>
+          </w:tcPr>
+          <w:p>
+            <w:pPr>
+              <w:pStyle w:val="NoSpacing"/>
+              <w:numPr>
+                <w:ilvl w:val="0"/>
+                <w:numId w:val="3"/>
+              </w:numPr>
+              <w:ind w:left="317" w:hanging="283"/>
+              <w:rPr>
+                <w:sz w:val="18"/>
+                <w:szCs w:val="18"/>
+              </w:rPr>
+            </w:pPr>
+            <w:r>
+              <w:rPr>
+                <w:sz w:val="18"/>
+                <w:szCs w:val="18"/>
+              </w:rPr>
+              <w:t>CUTI SAKIT</w:t>
+            </w:r>
+          </w:p>
+        </w:tc>
+        <w:tc>
+          <w:tcPr>
+            <w:tcW w:w="3827" w:type="dxa"/>
+            <w:vAlign w:val="center"/>
+          </w:tcPr>
+          <w:p>
+            <w:pPr>
+              <w:pStyle w:val="NoSpacing"/>
+              <w:jc w:val="center"/>
+              <w:rPr>
+                <w:sz w:val="18"/>
+                <w:szCs w:val="18"/>
+                <w:lang w:val="en-US"/>
+              </w:rPr>
+            </w:pPr>
+            <w:r>
+              <w:rPr>
+                <w:sz w:val="18"/>
+                <w:szCs w:val="18"/>
+                <w:lang w:val="en-US"/>
+              </w:rPr>
+              <w:t>${CUTI_SAKIT}</w:t>
+            </w:r>
+          </w:p>
+        </w:tc>
+      </w:tr>
+      <w:tr>
+        <w:tc>
+          <w:tcPr>
+            <w:tcW w:w="725" w:type="dxa"/>
+          </w:tcPr>
+          <w:p>
+            <w:pPr>
+              <w:pStyle w:val="NoSpacing"/>
+              <w:rPr>
+                <w:sz w:val="18"/>
+                <w:szCs w:val="18"/>
+              </w:rPr>
+            </w:pPr>
+            <w:r>
+              <w:rPr>
+                <w:sz w:val="18"/>
+                <w:szCs w:val="18"/>
+              </w:rPr>
+              <w:t>N-2</w:t>
+            </w:r>
+          </w:p>
+        </w:tc>
+        <w:tc>
+          <w:tcPr>
+            <w:tcW w:w="1021" w:type="dxa"/>
+          </w:tcPr>
+          <w:p>
+            <w:pPr>
+              <w:pStyle w:val="NoSpacing"/>
+              <w:jc w:val="center"/>
+              <w:rPr>
+                <w:sz w:val="18"/>
+                <w:szCs w:val="18"/>
+                <w:lang w:val="en-US"/>
+              </w:rPr>
+            </w:pPr>
+            <w:r>
+              <w:rPr>
+                <w:sz w:val="18"/>
+                <w:szCs w:val="18"/>
+                <w:lang w:val="en-US"/>
+              </w:rPr>
+              <w:t>${SISA_N-2}</w:t>
+            </w:r>
+          </w:p>
+        </w:tc>
+        <w:tc>
+          <w:tcPr>
+            <w:tcW w:w="1651" w:type="dxa"/>
+          </w:tcPr>
+          <w:p>
+            <w:pPr>
+              <w:pStyle w:val="NoSpacing"/>
+              <w:jc w:val="right"/>
+              <w:rPr>
+                <w:sz w:val="18"/>
+                <w:szCs w:val="18"/>
+                <w:lang w:val="en-US"/>
+              </w:rPr>
+            </w:pPr>
+            <w:r>
+              <w:rPr>
+                <w:sz w:val="18"/>
+                <w:szCs w:val="18"/>
+                <w:lang w:val="en-US"/>
+              </w:rPr>
+              <w:t>${KETERANGAN}</w:t>
+            </w:r>
+          </w:p>
+        </w:tc>
+        <w:tc>
+          <w:tcPr>
+            <w:tcW w:w="2552" w:type="dxa"/>
+          </w:tcPr>
+          <w:p>
+            <w:pPr>
+              <w:pStyle w:val="NoSpacing"/>
+              <w:numPr>
+                <w:ilvl w:val="0"/>
+                <w:numId w:val="3"/>
+              </w:numPr>
+              <w:ind w:left="317" w:hanging="283"/>
+              <w:rPr>
+                <w:sz w:val="18"/>
+                <w:szCs w:val="18"/>
+              </w:rPr>
+            </w:pPr>
+            <w:r>
+              <w:rPr>
+                <w:sz w:val="18"/>
+                <w:szCs w:val="18"/>
+              </w:rPr>
+              <w:t>CUTI MELAHIRKAN</w:t>
+            </w:r>
+          </w:p>
+        </w:tc>
+        <w:tc>
+          <w:tcPr>
+            <w:tcW w:w="3827" w:type="dxa"/>
+          </w:tcPr>
+          <w:p>
+            <w:pPr>
+              <w:pStyle w:val="NoSpacing"/>
+              <w:jc w:val="center"/>
+              <w:rPr>
+                <w:sz w:val="18"/>
+                <w:szCs w:val="18"/>
+              </w:rPr>
+            </w:pPr>
+            <w:r>
+              <w:rPr>
+                <w:sz w:val="18"/>
+                <w:szCs w:val="18"/>
+                <w:lang w:val="en-US"/>
+              </w:rPr>
+              <w:t>${CUTI_MELAHIRKAN}</w:t>
+            </w:r>
+          </w:p>
+        </w:tc>
+      </w:tr>
+      <w:tr>
+        <w:tc>
+          <w:tcPr>
+            <w:tcW w:w="725" w:type="dxa"/>
+          </w:tcPr>
+          <w:p>
+            <w:pPr>
+              <w:pStyle w:val="NoSpacing"/>
+              <w:rPr>
+                <w:sz w:val="18"/>
+                <w:szCs w:val="18"/>
+              </w:rPr>
+            </w:pPr>
+            <w:r>
+              <w:rPr>
+                <w:sz w:val="18"/>
+                <w:szCs w:val="18"/>
+              </w:rPr>
+              <w:t>N-1</w:t>
+            </w:r>
+          </w:p>
+        </w:tc>
+        <w:tc>
+          <w:tcPr>
+            <w:tcW w:w="1021" w:type="dxa"/>
+          </w:tcPr>
+          <w:p>
+            <w:pPr>
+              <w:pStyle w:val="NoSpacing"/>
+              <w:jc w:val="center"/>
+              <w:rPr>
+                <w:sz w:val="18"/>
+                <w:szCs w:val="18"/>
+                <w:lang w:val="en-US"/>
+              </w:rPr>
+            </w:pPr>
+            <w:r>
+              <w:rPr>
+                <w:sz w:val="18"/>
+                <w:szCs w:val="18"/>
+                <w:lang w:val="en-US"/>
+              </w:rPr>
+              <w:t>${SISA_N-1}</w:t>
+            </w:r>
+          </w:p>
+        </w:tc>
+        <w:tc>
+          <w:tcPr>
+            <w:tcW w:w="1651" w:type="dxa"/>
+          </w:tcPr>
+          <w:p>
+            <w:pPr>
+              <w:pStyle w:val="NoSpacing"/>
+              <w:jc w:val="right"/>
+              <w:rPr>
+                <w:sz w:val="18"/>
+                <w:szCs w:val="18"/>
+              </w:rPr>
+            </w:pPr>
+            <w:r>
+              <w:rPr>
+                <w:sz w:val="18"/>
+                <w:szCs w:val="18"/>
+                <w:lang w:val="en-US"/>
+              </w:rPr>
+              <w:t>${KETERANGAN}</w:t>
+            </w:r>
+          </w:p>
+        </w:tc>
+        <w:tc>
+          <w:tcPr>
+            <w:tcW w:w="2552" w:type="dxa"/>
+          </w:tcPr>
+          <w:p>
+            <w:pPr>
+              <w:pStyle w:val="NoSpacing"/>
+              <w:numPr>
+                <w:ilvl w:val="0"/>
+                <w:numId w:val="3"/>
+              </w:numPr>
+              <w:ind w:left="317" w:hanging="283"/>
+              <w:rPr>
+                <w:sz w:val="18"/>
+                <w:szCs w:val="18"/>
+              </w:rPr>
+            </w:pPr>
+            <w:r>
+              <w:rPr>
+                <w:sz w:val="18"/>
+                <w:szCs w:val="18"/>
+              </w:rPr>
+              <w:t>CUTI KARENA ALASAN PENTING</w:t>
+            </w:r>
+          </w:p>
+        </w:tc>
+        <w:tc>
+          <w:tcPr>
+            <w:tcW w:w="3827" w:type="dxa"/>
+          </w:tcPr>
+          <w:p>
+            <w:pPr>
+              <w:pStyle w:val="NoSpacing"/>
+              <w:jc w:val="center"/>
+              <w:rPr>
+                <w:sz w:val="18"/>
+                <w:szCs w:val="18"/>
+              </w:rPr>
+            </w:pPr>
+            <w:r>
+              <w:rPr>
+                <w:sz w:val="18"/>
+                <w:szCs w:val="18"/>
+                <w:lang w:val="en-US"/>
+              </w:rPr>
+              <w:t>${CUTI_KARENA_ALASAN_PENTING}</w:t>
             </w:r>
           </w:p>
         </w:tc>
       </w:tr>
       <w:tr>
         <w:trPr>
-          <w:gridAfter w:val="1"/>
-          <w:wAfter w:w="2438" w:type="dxa"/>
+          <w:trHeight w:val="389"/>
         </w:trPr>
         <w:tc>
           <w:tcPr>
-            <w:tcW w:w="2376" w:type="dxa"/>
-          </w:tcPr>
-          <w:p>
-            <w:pPr>
-              <w:pStyle w:val="NoSpacing"/>
-              <w:rPr>
-                <w:sz w:val="20"/>
-                <w:szCs w:val="20"/>
-              </w:rPr>
-            </w:pPr>
-            <w:r>
-              <w:rPr>
-                <w:sz w:val="20"/>
-                <w:szCs w:val="20"/>
-              </w:rPr>
-              <w:t>DISETUJUI</w:t>
+            <w:tcW w:w="725" w:type="dxa"/>
+          </w:tcPr>
+          <w:p>
+            <w:pPr>
+              <w:pStyle w:val="NoSpacing"/>
+              <w:rPr>
+                <w:sz w:val="18"/>
+                <w:szCs w:val="18"/>
+              </w:rPr>
+            </w:pPr>
+            <w:r>
+              <w:rPr>
+                <w:sz w:val="18"/>
+                <w:szCs w:val="18"/>
+              </w:rPr>
+              <w:t>N</w:t>
+            </w:r>
+          </w:p>
+        </w:tc>
+        <w:tc>
+          <w:tcPr>
+            <w:tcW w:w="1021" w:type="dxa"/>
+          </w:tcPr>
+          <w:p>
+            <w:pPr>
+              <w:pStyle w:val="NoSpacing"/>
+              <w:jc w:val="center"/>
+              <w:rPr>
+                <w:sz w:val="18"/>
+                <w:szCs w:val="18"/>
+                <w:lang w:val="en-US"/>
+              </w:rPr>
+            </w:pPr>
+            <w:r>
+              <w:rPr>
+                <w:sz w:val="18"/>
+                <w:szCs w:val="18"/>
+                <w:lang w:val="en-US"/>
+              </w:rPr>
+              <w:t>${N}</w:t>
+            </w:r>
+          </w:p>
+        </w:tc>
+        <w:tc>
+          <w:tcPr>
+            <w:tcW w:w="1651" w:type="dxa"/>
+            <w:vAlign w:val="center"/>
+          </w:tcPr>
+          <w:p>
+            <w:pPr>
+              <w:pStyle w:val="NoSpacing"/>
+              <w:jc w:val="center"/>
+              <w:rPr>
+                <w:sz w:val="18"/>
+                <w:szCs w:val="18"/>
+                <w:lang w:val="en-US"/>
+              </w:rPr>
+            </w:pPr>
+            <w:r>
+              <w:rPr>
+                <w:sz w:val="18"/>
+                <w:szCs w:val="18"/>
+                <w:lang w:val="en-US"/>
+              </w:rPr>
+              <w:t>${KETERANGAN}</w:t>
             </w:r>
           </w:p>
         </w:tc>
@@ -2459,107 +1784,171 @@
           <w:p>
             <w:pPr>
               <w:pStyle w:val="NoSpacing"/>
-              <w:rPr>
-                <w:sz w:val="20"/>
-                <w:szCs w:val="20"/>
-              </w:rPr>
-            </w:pPr>
-            <w:r>
-              <w:rPr>
-                <w:sz w:val="20"/>
-                <w:szCs w:val="20"/>
-              </w:rPr>
-              <w:t xml:space="preserve">MENUNGGU </w:t>
-            </w:r>
-          </w:p>
-        </w:tc>
-        <w:tc>
-          <w:tcPr>
-            <w:tcW w:w="2410" w:type="dxa"/>
-          </w:tcPr>
-          <w:p>
-            <w:pPr>
-              <w:pStyle w:val="NoSpacing"/>
-              <w:rPr>
-                <w:sz w:val="20"/>
-                <w:szCs w:val="20"/>
-              </w:rPr>
-            </w:pPr>
-            <w:r>
-              <w:rPr>
-                <w:sz w:val="20"/>
-                <w:szCs w:val="20"/>
-              </w:rPr>
-              <w:t>TIDAK DISETUJUI</w:t>
+              <w:numPr>
+                <w:ilvl w:val="0"/>
+                <w:numId w:val="3"/>
+              </w:numPr>
+              <w:ind w:left="317" w:hanging="283"/>
+              <w:rPr>
+                <w:sz w:val="18"/>
+                <w:szCs w:val="18"/>
+              </w:rPr>
+            </w:pPr>
+            <w:r>
+              <w:rPr>
+                <w:sz w:val="18"/>
+                <w:szCs w:val="18"/>
+              </w:rPr>
+              <w:t>CUTI DI LUAR TANGGUNGAN NEGARA</w:t>
+            </w:r>
+          </w:p>
+        </w:tc>
+        <w:tc>
+          <w:tcPr>
+            <w:tcW w:w="3827" w:type="dxa"/>
+          </w:tcPr>
+          <w:p>
+            <w:pPr>
+              <w:pStyle w:val="NoSpacing"/>
+              <w:jc w:val="center"/>
+              <w:rPr>
+                <w:sz w:val="18"/>
+                <w:szCs w:val="18"/>
+              </w:rPr>
+            </w:pPr>
+            <w:r>
+              <w:rPr>
+                <w:sz w:val="18"/>
+                <w:szCs w:val="18"/>
+                <w:lang w:val="en-US"/>
+              </w:rPr>
+              <w:t>${CUTI_DI_LUAR_TANGGUNGAN_NEGARA}</w:t>
+            </w:r>
+          </w:p>
+        </w:tc>
+      </w:tr>
+    </w:tbl>
+    <w:p>
+      <w:pPr>
+        <w:pStyle w:val="NoSpacing"/>
+        <w:ind w:left="567"/>
+        <w:jc w:val="right"/>
+        <w:rPr>
+          <w:sz w:val="18"/>
+          <w:szCs w:val="18"/>
+        </w:rPr>
+      </w:pPr>
+    </w:p>
+    <w:tbl>
+      <w:tblPr>
+        <w:tblStyle w:val="TableGrid"/>
+        <w:tblW w:w="0" w:type="auto"/>
+        <w:tblInd w:w="624" w:type="dxa"/>
+        <w:tblLook w:val="04A0" w:firstRow="1" w:lastRow="0" w:firstColumn="1" w:lastColumn="0" w:noHBand="0" w:noVBand="1"/>
+      </w:tblPr>
+      <w:tblGrid>
+        <w:gridCol w:w="2632"/>
+        <w:gridCol w:w="3005"/>
+        <w:gridCol w:w="113"/>
+        <w:gridCol w:w="741"/>
+        <w:gridCol w:w="3285"/>
+      </w:tblGrid>
+      <w:tr>
+        <w:tc>
+          <w:tcPr>
+            <w:tcW w:w="9776" w:type="dxa"/>
+            <w:gridSpan w:val="5"/>
+          </w:tcPr>
+          <w:p>
+            <w:pPr>
+              <w:pStyle w:val="NoSpacing"/>
+              <w:numPr>
+                <w:ilvl w:val="0"/>
+                <w:numId w:val="1"/>
+              </w:numPr>
+              <w:ind w:left="423" w:hanging="423"/>
+              <w:rPr>
+                <w:sz w:val="18"/>
+                <w:szCs w:val="18"/>
+              </w:rPr>
+            </w:pPr>
+            <w:r>
+              <w:rPr>
+                <w:sz w:val="18"/>
+                <w:szCs w:val="18"/>
+              </w:rPr>
+              <w:t>ALAMAT SELAMA MENJALANKAN CUTI</w:t>
             </w:r>
           </w:p>
         </w:tc>
       </w:tr>
       <w:tr>
-        <w:trPr>
-          <w:gridAfter w:val="1"/>
-          <w:wAfter w:w="2438" w:type="dxa"/>
-        </w:trPr>
-        <w:tc>
-          <w:tcPr>
-            <w:tcW w:w="2376" w:type="dxa"/>
-          </w:tcPr>
-          <w:p>
-            <w:pPr>
-              <w:pStyle w:val="NoSpacing"/>
-              <w:rPr>
-                <w:sz w:val="20"/>
-                <w:szCs w:val="20"/>
-              </w:rPr>
-            </w:pPr>
-            <w:r>
-              <w:rPr>
-                <w:sz w:val="20"/>
-                <w:szCs w:val="20"/>
-              </w:rPr>
-              <w:t>${DISETUJUI}</w:t>
-            </w:r>
-          </w:p>
-        </w:tc>
-        <w:tc>
-          <w:tcPr>
-            <w:tcW w:w="2552" w:type="dxa"/>
-          </w:tcPr>
-          <w:p>
-            <w:pPr>
-              <w:pStyle w:val="NoSpacing"/>
-              <w:rPr>
-                <w:sz w:val="20"/>
-                <w:szCs w:val="20"/>
-              </w:rPr>
-            </w:pPr>
-            <w:r>
-              <w:rPr>
-                <w:sz w:val="20"/>
-                <w:szCs w:val="20"/>
-              </w:rPr>
-              <w:t>${MENUNGGU}</w:t>
-            </w:r>
-          </w:p>
-        </w:tc>
-        <w:tc>
-          <w:tcPr>
-            <w:tcW w:w="2410" w:type="dxa"/>
-          </w:tcPr>
-          <w:p>
-            <w:pPr>
-              <w:pStyle w:val="NoSpacing"/>
-              <w:rPr>
-                <w:sz w:val="20"/>
-                <w:szCs w:val="20"/>
-              </w:rPr>
-            </w:pPr>
-            <w:r>
-              <w:rPr>
-                <w:sz w:val="20"/>
-                <w:szCs w:val="20"/>
-              </w:rPr>
-              <w:t>${TIDAK_DISETUJUI}</w:t>
+        <w:tc>
+          <w:tcPr>
+            <w:tcW w:w="5637" w:type="dxa"/>
+            <w:gridSpan w:val="2"/>
+          </w:tcPr>
+          <w:p>
+            <w:pPr>
+              <w:pStyle w:val="NoSpacing"/>
+              <w:rPr>
+                <w:sz w:val="18"/>
+                <w:szCs w:val="18"/>
+                <w:lang w:val="en-US"/>
+              </w:rPr>
+            </w:pPr>
+            <w:r>
+              <w:rPr>
+                <w:sz w:val="18"/>
+                <w:szCs w:val="18"/>
+                <w:lang w:val="en-US"/>
+              </w:rPr>
+              <w:t>${ALAMAT}</w:t>
+            </w:r>
+          </w:p>
+        </w:tc>
+        <w:tc>
+          <w:tcPr>
+            <w:tcW w:w="854" w:type="dxa"/>
+            <w:gridSpan w:val="2"/>
+          </w:tcPr>
+          <w:p>
+            <w:pPr>
+              <w:pStyle w:val="NoSpacing"/>
+              <w:rPr>
+                <w:sz w:val="18"/>
+                <w:szCs w:val="18"/>
+              </w:rPr>
+            </w:pPr>
+            <w:r>
+              <w:rPr>
+                <w:sz w:val="18"/>
+                <w:szCs w:val="18"/>
+              </w:rPr>
+              <w:t>TELP.</w:t>
+            </w:r>
+          </w:p>
+        </w:tc>
+        <w:tc>
+          <w:tcPr>
+            <w:tcW w:w="3285" w:type="dxa"/>
+          </w:tcPr>
+          <w:p>
+            <w:pPr>
+              <w:pStyle w:val="NoSpacing"/>
+              <w:rPr>
+                <w:sz w:val="18"/>
+                <w:szCs w:val="18"/>
+                <w:lang w:val="en-US"/>
+              </w:rPr>
+            </w:pPr>
+            <w:r>
+              <w:rPr>
+                <w:sz w:val="18"/>
+                <w:szCs w:val="18"/>
+                <w:lang w:val="en-US"/>
+              </w:rPr>
+              <w:t>${TELP}</w:t>
             </w:r>
           </w:p>
         </w:tc>
@@ -2567,8 +1956,688 @@
       <w:tr>
         <w:tc>
           <w:tcPr>
+            <w:tcW w:w="5637" w:type="dxa"/>
+            <w:gridSpan w:val="2"/>
+          </w:tcPr>
+          <w:p>
+            <w:pPr>
+              <w:pStyle w:val="NoSpacing"/>
+              <w:jc w:val="center"/>
+              <w:rPr>
+                <w:sz w:val="18"/>
+                <w:szCs w:val="18"/>
+              </w:rPr>
+            </w:pPr>
+          </w:p>
+        </w:tc>
+        <w:tc>
+          <w:tcPr>
+            <w:tcW w:w="4139" w:type="dxa"/>
+            <w:gridSpan w:val="3"/>
+          </w:tcPr>
+          <w:p>
+            <w:pPr>
+              <w:pStyle w:val="NoSpacing"/>
+              <w:jc w:val="center"/>
+              <w:rPr>
+                <w:sz w:val="18"/>
+                <w:szCs w:val="18"/>
+              </w:rPr>
+            </w:pPr>
+            <w:r>
+              <w:rPr>
+                <w:sz w:val="18"/>
+                <w:szCs w:val="18"/>
+              </w:rPr>
+              <w:t>Hormat saya,</w:t>
+            </w:r>
+          </w:p>
+          <w:p>
+            <w:pPr>
+              <w:pStyle w:val="NoSpacing"/>
+              <w:jc w:val="center"/>
+              <w:rPr>
+                <w:sz w:val="18"/>
+                <w:szCs w:val="18"/>
+              </w:rPr>
+            </w:pPr>
+          </w:p>
+          <w:p>
+            <w:pPr>
+              <w:pStyle w:val="NoSpacing"/>
+              <w:rPr>
+                <w:sz w:val="18"/>
+                <w:szCs w:val="18"/>
+              </w:rPr>
+            </w:pPr>
+          </w:p>
+          <w:p>
+            <w:pPr>
+              <w:pStyle w:val="NoSpacing"/>
+              <w:rPr>
+                <w:sz w:val="18"/>
+                <w:szCs w:val="18"/>
+              </w:rPr>
+            </w:pPr>
+          </w:p>
+          <w:p>
+            <w:pPr>
+              <w:pStyle w:val="NoSpacing"/>
+              <w:jc w:val="center"/>
+              <w:rPr>
+                <w:sz w:val="18"/>
+                <w:szCs w:val="18"/>
+                <w:lang w:val="en-US"/>
+              </w:rPr>
+            </w:pPr>
+            <w:r>
+              <w:rPr>
+                <w:sz w:val="18"/>
+                <w:szCs w:val="18"/>
+                <w:lang w:val="en-US"/>
+              </w:rPr>
+              <w:t>${NAMA}</w:t>
+            </w:r>
+          </w:p>
+          <w:p>
+            <w:pPr>
+              <w:pStyle w:val="NoSpacing"/>
+              <w:jc w:val="center"/>
+              <w:rPr>
+                <w:sz w:val="18"/>
+                <w:szCs w:val="18"/>
+                <w:lang w:val="en-US"/>
+              </w:rPr>
+            </w:pPr>
+            <w:r>
+              <w:rPr>
+                <w:sz w:val="18"/>
+                <w:szCs w:val="18"/>
+              </w:rPr>
+              <w:t xml:space="preserve">NIP. </w:t>
+            </w:r>
+            <w:r>
+              <w:rPr>
+                <w:sz w:val="18"/>
+                <w:szCs w:val="18"/>
+                <w:lang w:val="en-US"/>
+              </w:rPr>
+              <w:t>${NIP}</w:t>
+            </w:r>
+          </w:p>
+        </w:tc>
+      </w:tr>
+      <w:tr>
+        <w:tc>
+          <w:tcPr>
             <w:tcW w:w="9776" w:type="dxa"/>
-            <w:gridSpan w:val="4"/>
+            <w:gridSpan w:val="5"/>
+          </w:tcPr>
+          <w:p>
+            <w:pPr>
+              <w:pStyle w:val="NoSpacing"/>
+              <w:numPr>
+                <w:ilvl w:val="0"/>
+                <w:numId w:val="1"/>
+              </w:numPr>
+              <w:ind w:left="426" w:hanging="426"/>
+              <w:rPr>
+                <w:sz w:val="18"/>
+                <w:szCs w:val="18"/>
+              </w:rPr>
+            </w:pPr>
+            <w:r>
+              <w:rPr>
+                <w:sz w:val="18"/>
+                <w:szCs w:val="18"/>
+              </w:rPr>
+              <w:t xml:space="preserve">PERTIMBANGAN ATASAN LANGSUNG </w:t>
+            </w:r>
+          </w:p>
+        </w:tc>
+      </w:tr>
+      <w:tr>
+        <w:tc>
+          <w:tcPr>
+            <w:tcW w:w="2632" w:type="dxa"/>
+          </w:tcPr>
+          <w:p>
+            <w:pPr>
+              <w:pStyle w:val="NoSpacing"/>
+              <w:rPr>
+                <w:sz w:val="18"/>
+                <w:szCs w:val="18"/>
+              </w:rPr>
+            </w:pPr>
+            <w:r>
+              <w:rPr>
+                <w:sz w:val="18"/>
+                <w:szCs w:val="18"/>
+              </w:rPr>
+              <w:t>DISETUJUI</w:t>
+            </w:r>
+          </w:p>
+        </w:tc>
+        <w:tc>
+          <w:tcPr>
+            <w:tcW w:w="3118" w:type="dxa"/>
+            <w:gridSpan w:val="2"/>
+          </w:tcPr>
+          <w:p>
+            <w:pPr>
+              <w:pStyle w:val="NoSpacing"/>
+              <w:rPr>
+                <w:sz w:val="18"/>
+                <w:szCs w:val="18"/>
+              </w:rPr>
+            </w:pPr>
+            <w:r>
+              <w:rPr>
+                <w:sz w:val="18"/>
+                <w:szCs w:val="18"/>
+              </w:rPr>
+              <w:t xml:space="preserve">MENUNGGU </w:t>
+            </w:r>
+          </w:p>
+        </w:tc>
+        <w:tc>
+          <w:tcPr>
+            <w:tcW w:w="4026" w:type="dxa"/>
+            <w:gridSpan w:val="2"/>
+          </w:tcPr>
+          <w:p>
+            <w:pPr>
+              <w:pStyle w:val="NoSpacing"/>
+              <w:rPr>
+                <w:sz w:val="18"/>
+                <w:szCs w:val="18"/>
+              </w:rPr>
+            </w:pPr>
+            <w:r>
+              <w:rPr>
+                <w:sz w:val="18"/>
+                <w:szCs w:val="18"/>
+              </w:rPr>
+              <w:t>TIDAK DISETUJUI</w:t>
+            </w:r>
+          </w:p>
+        </w:tc>
+      </w:tr>
+      <w:tr>
+        <w:tc>
+          <w:tcPr>
+            <w:tcW w:w="2632" w:type="dxa"/>
+          </w:tcPr>
+          <w:p>
+            <w:pPr>
+              <w:pStyle w:val="NoSpacing"/>
+              <w:rPr>
+                <w:sz w:val="18"/>
+                <w:szCs w:val="18"/>
+              </w:rPr>
+            </w:pPr>
+            <w:r>
+              <w:rPr>
+                <w:sz w:val="18"/>
+                <w:szCs w:val="18"/>
+              </w:rPr>
+              <w:t>${DISETUJUI}</w:t>
+            </w:r>
+          </w:p>
+        </w:tc>
+        <w:tc>
+          <w:tcPr>
+            <w:tcW w:w="3118" w:type="dxa"/>
+            <w:gridSpan w:val="2"/>
+          </w:tcPr>
+          <w:p>
+            <w:pPr>
+              <w:pStyle w:val="NoSpacing"/>
+              <w:rPr>
+                <w:sz w:val="18"/>
+                <w:szCs w:val="18"/>
+              </w:rPr>
+            </w:pPr>
+            <w:r>
+              <w:rPr>
+                <w:sz w:val="18"/>
+                <w:szCs w:val="18"/>
+              </w:rPr>
+              <w:t>${MENUNGGU}</w:t>
+            </w:r>
+          </w:p>
+        </w:tc>
+        <w:tc>
+          <w:tcPr>
+            <w:tcW w:w="4026" w:type="dxa"/>
+            <w:gridSpan w:val="2"/>
+          </w:tcPr>
+          <w:p>
+            <w:pPr>
+              <w:pStyle w:val="NoSpacing"/>
+              <w:rPr>
+                <w:sz w:val="18"/>
+                <w:szCs w:val="18"/>
+              </w:rPr>
+            </w:pPr>
+            <w:r>
+              <w:rPr>
+                <w:sz w:val="18"/>
+                <w:szCs w:val="18"/>
+              </w:rPr>
+              <w:t>${TIDAK_DISETUJUI}</w:t>
+            </w:r>
+          </w:p>
+        </w:tc>
+      </w:tr>
+      <w:tr>
+        <w:tc>
+          <w:tcPr>
+            <w:tcW w:w="9776" w:type="dxa"/>
+            <w:gridSpan w:val="5"/>
+          </w:tcPr>
+          <w:p>
+            <w:pPr>
+              <w:pStyle w:val="NoSpacing"/>
+              <w:jc w:val="center"/>
+              <w:rPr>
+                <w:sz w:val="18"/>
+                <w:szCs w:val="18"/>
+                <w:lang w:val="en-US"/>
+              </w:rPr>
+            </w:pPr>
+            <w:r>
+              <w:rPr>
+                <w:sz w:val="18"/>
+                <w:szCs w:val="18"/>
+              </w:rPr>
+              <w:t xml:space="preserve">                                                                                                                                          </w:t>
+            </w:r>
+            <w:r>
+              <w:rPr>
+                <w:sz w:val="18"/>
+                <w:szCs w:val="18"/>
+                <w:lang w:val="en-US"/>
+              </w:rPr>
+              <w:fldChar w:fldCharType="begin"/>
+            </w:r>
+            <w:r>
+              <w:rPr>
+                <w:sz w:val="18"/>
+                <w:szCs w:val="18"/>
+                <w:lang w:val="en-US"/>
+              </w:rPr>
+              <w:instrText xml:space="preserve"> MERGEFIELD Nama_Bidang </w:instrText>
+            </w:r>
+            <w:r>
+              <w:rPr>
+                <w:sz w:val="18"/>
+                <w:szCs w:val="18"/>
+                <w:lang w:val="en-US"/>
+              </w:rPr>
+              <w:fldChar w:fldCharType="separate"/>
+            </w:r>
+            <w:r>
+              <w:rPr>
+                <w:noProof/>
+                <w:sz w:val="18"/>
+                <w:szCs w:val="18"/>
+                <w:lang w:val="en-US"/>
+              </w:rPr>
+              <w:t>Sekretariat</w:t>
+            </w:r>
+            <w:r>
+              <w:rPr>
+                <w:sz w:val="18"/>
+                <w:szCs w:val="18"/>
+                <w:lang w:val="en-US"/>
+              </w:rPr>
+              <w:fldChar w:fldCharType="end"/>
+            </w:r>
+          </w:p>
+          <w:p>
+            <w:pPr>
+              <w:pStyle w:val="NoSpacing"/>
+              <w:rPr>
+                <w:sz w:val="18"/>
+                <w:szCs w:val="18"/>
+              </w:rPr>
+            </w:pPr>
+          </w:p>
+          <w:p>
+            <w:pPr>
+              <w:pStyle w:val="NoSpacing"/>
+              <w:rPr>
+                <w:sz w:val="18"/>
+                <w:szCs w:val="18"/>
+              </w:rPr>
+            </w:pPr>
+          </w:p>
+          <w:p>
+            <w:pPr>
+              <w:pStyle w:val="NoSpacing"/>
+              <w:rPr>
+                <w:sz w:val="18"/>
+                <w:szCs w:val="18"/>
+              </w:rPr>
+            </w:pPr>
+          </w:p>
+          <w:p>
+            <w:pPr>
+              <w:pStyle w:val="NoSpacing"/>
+              <w:ind w:firstLine="5667"/>
+              <w:rPr>
+                <w:sz w:val="18"/>
+                <w:szCs w:val="18"/>
+                <w:lang w:val="en-US"/>
+              </w:rPr>
+            </w:pPr>
+            <w:r>
+              <w:rPr>
+                <w:sz w:val="18"/>
+                <w:szCs w:val="18"/>
+              </w:rPr>
+              <w:t xml:space="preserve">            </w:t>
+            </w:r>
+            <w:r>
+              <w:rPr>
+                <w:sz w:val="18"/>
+                <w:szCs w:val="18"/>
+                <w:lang w:val="en-US"/>
+              </w:rPr>
+              <w:t xml:space="preserve">             </w:t>
+            </w:r>
+            <w:r>
+              <w:rPr>
+                <w:sz w:val="18"/>
+                <w:szCs w:val="18"/>
+                <w:lang w:val="en-US"/>
+              </w:rPr>
+              <w:fldChar w:fldCharType="begin"/>
+            </w:r>
+            <w:r>
+              <w:rPr>
+                <w:sz w:val="18"/>
+                <w:szCs w:val="18"/>
+                <w:lang w:val="en-US"/>
+              </w:rPr>
+              <w:instrText xml:space="preserve"> MERGEFIELD Atasan_Langsung </w:instrText>
+            </w:r>
+            <w:r>
+              <w:rPr>
+                <w:sz w:val="18"/>
+                <w:szCs w:val="18"/>
+                <w:lang w:val="en-US"/>
+              </w:rPr>
+              <w:fldChar w:fldCharType="separate"/>
+            </w:r>
+            <w:r>
+              <w:rPr>
+                <w:noProof/>
+                <w:sz w:val="18"/>
+                <w:szCs w:val="18"/>
+                <w:lang w:val="en-US"/>
+              </w:rPr>
+              <w:t>Budi Riyanto, S.Pd.,M.Pd</w:t>
+            </w:r>
+            <w:r>
+              <w:rPr>
+                <w:sz w:val="18"/>
+                <w:szCs w:val="18"/>
+                <w:lang w:val="en-US"/>
+              </w:rPr>
+              <w:fldChar w:fldCharType="end"/>
+            </w:r>
+          </w:p>
+          <w:p>
+            <w:pPr>
+              <w:pStyle w:val="NoSpacing"/>
+              <w:jc w:val="center"/>
+              <w:rPr>
+                <w:sz w:val="18"/>
+                <w:szCs w:val="18"/>
+                <w:lang w:val="en-US"/>
+              </w:rPr>
+            </w:pPr>
+            <w:r>
+              <w:rPr>
+                <w:sz w:val="18"/>
+                <w:szCs w:val="18"/>
+              </w:rPr>
+              <w:t xml:space="preserve">                                                                                                                                              NIP.  </w:t>
+            </w:r>
+            <w:r>
+              <w:rPr>
+                <w:sz w:val="18"/>
+                <w:szCs w:val="18"/>
+                <w:lang w:val="en-US"/>
+              </w:rPr>
+              <w:fldChar w:fldCharType="begin"/>
+            </w:r>
+            <w:r>
+              <w:rPr>
+                <w:sz w:val="18"/>
+                <w:szCs w:val="18"/>
+                <w:lang w:val="en-US"/>
+              </w:rPr>
+              <w:instrText xml:space="preserve"> MERGEFIELD NIP_Atasan_langsung </w:instrText>
+            </w:r>
+            <w:r>
+              <w:rPr>
+                <w:sz w:val="18"/>
+                <w:szCs w:val="18"/>
+                <w:lang w:val="en-US"/>
+              </w:rPr>
+              <w:fldChar w:fldCharType="separate"/>
+            </w:r>
+            <w:r>
+              <w:rPr>
+                <w:noProof/>
+                <w:sz w:val="18"/>
+                <w:szCs w:val="18"/>
+                <w:lang w:val="en-US"/>
+              </w:rPr>
+              <w:t>19790902 200604 1 005</w:t>
+            </w:r>
+            <w:r>
+              <w:rPr>
+                <w:sz w:val="18"/>
+                <w:szCs w:val="18"/>
+                <w:lang w:val="en-US"/>
+              </w:rPr>
+              <w:fldChar w:fldCharType="end"/>
+            </w:r>
+          </w:p>
+        </w:tc>
+      </w:tr>
+    </w:tbl>
+    <w:p>
+      <w:pPr>
+        <w:pStyle w:val="NoSpacing"/>
+        <w:ind w:left="567"/>
+        <w:rPr>
+          <w:sz w:val="18"/>
+          <w:szCs w:val="18"/>
+        </w:rPr>
+      </w:pPr>
+    </w:p>
+    <w:tbl>
+      <w:tblPr>
+        <w:tblStyle w:val="TableGrid"/>
+        <w:tblW w:w="0" w:type="auto"/>
+        <w:tblInd w:w="567" w:type="dxa"/>
+        <w:tblLayout w:type="fixed"/>
+        <w:tblLook w:val="04A0" w:firstRow="1" w:lastRow="0" w:firstColumn="1" w:lastColumn="0" w:noHBand="0" w:noVBand="1"/>
+      </w:tblPr>
+      <w:tblGrid>
+        <w:gridCol w:w="2689"/>
+        <w:gridCol w:w="3118"/>
+        <w:gridCol w:w="3969"/>
+      </w:tblGrid>
+      <w:tr>
+        <w:tc>
+          <w:tcPr>
+            <w:tcW w:w="9776" w:type="dxa"/>
+            <w:gridSpan w:val="3"/>
+          </w:tcPr>
+          <w:p>
+            <w:pPr>
+              <w:pStyle w:val="NoSpacing"/>
+              <w:numPr>
+                <w:ilvl w:val="0"/>
+                <w:numId w:val="1"/>
+              </w:numPr>
+              <w:ind w:left="426" w:hanging="426"/>
+              <w:rPr>
+                <w:sz w:val="18"/>
+                <w:szCs w:val="18"/>
+              </w:rPr>
+            </w:pPr>
+            <w:r>
+              <w:rPr>
+                <w:sz w:val="18"/>
+                <w:szCs w:val="18"/>
+              </w:rPr>
+              <w:t xml:space="preserve">KEPUTUSAN PEJABAT YANG BERWENANG MEMBERIKAN CUTI </w:t>
+            </w:r>
+          </w:p>
+        </w:tc>
+      </w:tr>
+      <w:tr>
+        <w:tc>
+          <w:tcPr>
+            <w:tcW w:w="2689" w:type="dxa"/>
+          </w:tcPr>
+          <w:p>
+            <w:pPr>
+              <w:pStyle w:val="NoSpacing"/>
+              <w:rPr>
+                <w:sz w:val="18"/>
+                <w:szCs w:val="18"/>
+              </w:rPr>
+            </w:pPr>
+            <w:r>
+              <w:rPr>
+                <w:sz w:val="18"/>
+                <w:szCs w:val="18"/>
+              </w:rPr>
+              <w:t>DISETUJUI</w:t>
+            </w:r>
+          </w:p>
+        </w:tc>
+        <w:tc>
+          <w:tcPr>
+            <w:tcW w:w="3118" w:type="dxa"/>
+          </w:tcPr>
+          <w:p>
+            <w:pPr>
+              <w:pStyle w:val="NoSpacing"/>
+              <w:rPr>
+                <w:sz w:val="18"/>
+                <w:szCs w:val="18"/>
+              </w:rPr>
+            </w:pPr>
+            <w:r>
+              <w:rPr>
+                <w:sz w:val="18"/>
+                <w:szCs w:val="18"/>
+              </w:rPr>
+              <w:t xml:space="preserve">MENUNGGU </w:t>
+            </w:r>
+          </w:p>
+        </w:tc>
+        <w:tc>
+          <w:tcPr>
+            <w:tcW w:w="3969" w:type="dxa"/>
+          </w:tcPr>
+          <w:p>
+            <w:pPr>
+              <w:pStyle w:val="NoSpacing"/>
+              <w:rPr>
+                <w:sz w:val="18"/>
+                <w:szCs w:val="18"/>
+              </w:rPr>
+            </w:pPr>
+            <w:r>
+              <w:rPr>
+                <w:sz w:val="18"/>
+                <w:szCs w:val="18"/>
+              </w:rPr>
+              <w:t>TIDAK DISETUJUI</w:t>
+            </w:r>
+          </w:p>
+        </w:tc>
+      </w:tr>
+      <w:tr>
+        <w:tc>
+          <w:tcPr>
+            <w:tcW w:w="2689" w:type="dxa"/>
+          </w:tcPr>
+          <w:p>
+            <w:pPr>
+              <w:pStyle w:val="NoSpacing"/>
+              <w:rPr>
+                <w:sz w:val="18"/>
+                <w:szCs w:val="18"/>
+              </w:rPr>
+            </w:pPr>
+            <w:r>
+              <w:rPr>
+                <w:sz w:val="18"/>
+                <w:szCs w:val="18"/>
+              </w:rPr>
+              <w:t>${DISETUJUI}</w:t>
+            </w:r>
+          </w:p>
+        </w:tc>
+        <w:tc>
+          <w:tcPr>
+            <w:tcW w:w="3118" w:type="dxa"/>
+          </w:tcPr>
+          <w:p>
+            <w:pPr>
+              <w:pStyle w:val="NoSpacing"/>
+              <w:rPr>
+                <w:sz w:val="18"/>
+                <w:szCs w:val="18"/>
+              </w:rPr>
+            </w:pPr>
+            <w:r>
+              <w:rPr>
+                <w:sz w:val="18"/>
+                <w:szCs w:val="18"/>
+              </w:rPr>
+              <w:t>${MENUNGGU}</w:t>
+            </w:r>
+          </w:p>
+        </w:tc>
+        <w:tc>
+          <w:tcPr>
+            <w:tcW w:w="3969" w:type="dxa"/>
+          </w:tcPr>
+          <w:p>
+            <w:pPr>
+              <w:pStyle w:val="NoSpacing"/>
+              <w:rPr>
+                <w:sz w:val="18"/>
+                <w:szCs w:val="18"/>
+              </w:rPr>
+            </w:pPr>
+            <w:r>
+              <w:rPr>
+                <w:sz w:val="18"/>
+                <w:szCs w:val="18"/>
+              </w:rPr>
+              <w:t>${TIDAK_DISETUJUI}</w:t>
+            </w:r>
+          </w:p>
+        </w:tc>
+      </w:tr>
+      <w:tr>
+        <w:tc>
+          <w:tcPr>
+            <w:tcW w:w="9776" w:type="dxa"/>
+            <w:gridSpan w:val="3"/>
           </w:tcPr>
           <w:p>
             <w:pPr>
@@ -2576,22 +2645,32 @@
               <w:ind w:left="6550"/>
               <w:jc w:val="both"/>
               <w:rPr>
-                <w:sz w:val="20"/>
-                <w:szCs w:val="20"/>
-              </w:rPr>
-            </w:pPr>
-            <w:r>
-              <w:rPr>
-                <w:sz w:val="20"/>
-                <w:szCs w:val="20"/>
-                <w:lang w:val="en-US"/>
-              </w:rPr>
-              <w:t xml:space="preserve">Plt. </w:t>
-            </w:r>
-            <w:r>
-              <w:rPr>
-                <w:sz w:val="20"/>
-                <w:szCs w:val="20"/>
+                <w:sz w:val="18"/>
+                <w:szCs w:val="18"/>
+              </w:rPr>
+            </w:pPr>
+            <w:proofErr w:type="spellStart"/>
+            <w:r>
+              <w:rPr>
+                <w:sz w:val="18"/>
+                <w:szCs w:val="18"/>
+                <w:lang w:val="en-US"/>
+              </w:rPr>
+              <w:t>Plt</w:t>
+            </w:r>
+            <w:proofErr w:type="spellEnd"/>
+            <w:r>
+              <w:rPr>
+                <w:sz w:val="18"/>
+                <w:szCs w:val="18"/>
+                <w:lang w:val="en-US"/>
+              </w:rPr>
+              <w:t xml:space="preserve">. </w:t>
+            </w:r>
+            <w:r>
+              <w:rPr>
+                <w:sz w:val="18"/>
+                <w:szCs w:val="18"/>
               </w:rPr>
               <w:t>KEPALA DISDIKBUDPORA</w:t>
             </w:r>
@@ -2602,14 +2681,14 @@
               <w:ind w:left="6833"/>
               <w:jc w:val="both"/>
               <w:rPr>
-                <w:sz w:val="20"/>
-                <w:szCs w:val="20"/>
-              </w:rPr>
-            </w:pPr>
-            <w:r>
-              <w:rPr>
-                <w:sz w:val="20"/>
-                <w:szCs w:val="20"/>
+                <w:sz w:val="18"/>
+                <w:szCs w:val="18"/>
+              </w:rPr>
+            </w:pPr>
+            <w:r>
+              <w:rPr>
+                <w:sz w:val="18"/>
+                <w:szCs w:val="18"/>
               </w:rPr>
               <w:t>KABUPATEN SEMARANG</w:t>
             </w:r>
@@ -2620,18 +2699,17 @@
               <w:ind w:left="6833"/>
               <w:jc w:val="both"/>
               <w:rPr>
-                <w:sz w:val="20"/>
-                <w:szCs w:val="20"/>
-                <w:lang w:val="en-US"/>
-              </w:rPr>
-            </w:pPr>
-            <w:r>
-              <w:rPr>
-                <w:sz w:val="20"/>
-                <w:szCs w:val="20"/>
-                <w:lang w:val="en-US"/>
-              </w:rPr>
-              <w:lastRenderedPageBreak/>
+                <w:sz w:val="18"/>
+                <w:szCs w:val="18"/>
+                <w:lang w:val="en-US"/>
+              </w:rPr>
+            </w:pPr>
+            <w:r>
+              <w:rPr>
+                <w:sz w:val="18"/>
+                <w:szCs w:val="18"/>
+                <w:lang w:val="en-US"/>
+              </w:rPr>
               <w:t xml:space="preserve"> </w:t>
             </w:r>
           </w:p>
@@ -2641,8 +2719,8 @@
               <w:ind w:left="6833" w:firstLine="567"/>
               <w:jc w:val="both"/>
               <w:rPr>
-                <w:sz w:val="20"/>
-                <w:szCs w:val="20"/>
+                <w:sz w:val="18"/>
+                <w:szCs w:val="18"/>
               </w:rPr>
             </w:pPr>
           </w:p>
@@ -2652,8 +2730,8 @@
               <w:ind w:left="6833" w:firstLine="567"/>
               <w:jc w:val="both"/>
               <w:rPr>
-                <w:sz w:val="20"/>
-                <w:szCs w:val="20"/>
+                <w:sz w:val="18"/>
+                <w:szCs w:val="18"/>
               </w:rPr>
             </w:pPr>
           </w:p>
@@ -2663,18 +2741,36 @@
               <w:ind w:left="6550"/>
               <w:jc w:val="both"/>
               <w:rPr>
-                <w:sz w:val="20"/>
-                <w:szCs w:val="20"/>
-                <w:lang w:val="en-US"/>
-              </w:rPr>
-            </w:pPr>
-            <w:r>
-              <w:rPr>
-                <w:sz w:val="20"/>
-                <w:szCs w:val="20"/>
-                <w:lang w:val="en-US"/>
-              </w:rPr>
-              <w:t>M. TAUFIQUR RAHMAN, S.Ag., M.S.I</w:t>
+                <w:sz w:val="18"/>
+                <w:szCs w:val="18"/>
+                <w:lang w:val="en-US"/>
+              </w:rPr>
+            </w:pPr>
+            <w:r>
+              <w:rPr>
+                <w:sz w:val="18"/>
+                <w:szCs w:val="18"/>
+                <w:lang w:val="en-US"/>
+              </w:rPr>
+              <w:t xml:space="preserve">M. TAUFIQUR RAHMAN, </w:t>
+            </w:r>
+            <w:proofErr w:type="spellStart"/>
+            <w:r>
+              <w:rPr>
+                <w:sz w:val="18"/>
+                <w:szCs w:val="18"/>
+                <w:lang w:val="en-US"/>
+              </w:rPr>
+              <w:t>S.Ag</w:t>
+            </w:r>
+            <w:proofErr w:type="spellEnd"/>
+            <w:r>
+              <w:rPr>
+                <w:sz w:val="18"/>
+                <w:szCs w:val="18"/>
+                <w:lang w:val="en-US"/>
+              </w:rPr>
+              <w:t>., M.S.I</w:t>
             </w:r>
           </w:p>
           <w:p>
@@ -2684,22 +2780,22 @@
               <w:jc w:val="both"/>
               <w:rPr>
                 <w:color w:val="FF0000"/>
-                <w:sz w:val="20"/>
-                <w:szCs w:val="20"/>
-                <w:lang w:val="en-US"/>
-              </w:rPr>
-            </w:pPr>
-            <w:r>
-              <w:rPr>
-                <w:sz w:val="20"/>
-                <w:szCs w:val="20"/>
+                <w:sz w:val="18"/>
+                <w:szCs w:val="18"/>
+                <w:lang w:val="en-US"/>
+              </w:rPr>
+            </w:pPr>
+            <w:r>
+              <w:rPr>
+                <w:sz w:val="18"/>
+                <w:szCs w:val="18"/>
               </w:rPr>
               <w:t xml:space="preserve">NIP </w:t>
             </w:r>
             <w:r>
               <w:rPr>
-                <w:sz w:val="20"/>
-                <w:szCs w:val="20"/>
+                <w:sz w:val="18"/>
+                <w:szCs w:val="18"/>
                 <w:lang w:val="en-US"/>
               </w:rPr>
               <w:t xml:space="preserve"> 197303231998021003</w:t>
@@ -2708,7 +2804,14 @@
         </w:tc>
       </w:tr>
     </w:tbl>
-    <w:p/>
+    <w:p>
+      <w:pPr>
+        <w:rPr>
+          <w:sz w:val="18"/>
+          <w:szCs w:val="18"/>
+        </w:rPr>
+      </w:pPr>
+    </w:p>
     <w:sectPr>
       <w:pgSz w:w="11907" w:h="18711" w:code="9"/>
       <w:pgMar w:top="567" w:right="567" w:bottom="567" w:left="567" w:header="709" w:footer="709" w:gutter="0"/>

--- a/storage/app/template/surat_cuti_template.docx
+++ b/storage/app/template/surat_cuti_template.docx
@@ -557,9 +557,9 @@
         <w:tblLook w:val="04A0" w:firstRow="1" w:lastRow="0" w:firstColumn="1" w:lastColumn="0" w:noHBand="0" w:noVBand="1"/>
       </w:tblPr>
       <w:tblGrid>
-        <w:gridCol w:w="1514"/>
-        <w:gridCol w:w="3181"/>
-        <w:gridCol w:w="1750"/>
+        <w:gridCol w:w="1883"/>
+        <w:gridCol w:w="2885"/>
+        <w:gridCol w:w="2030"/>
         <w:gridCol w:w="3398"/>
       </w:tblGrid>
       <w:tr>
@@ -594,7 +594,7 @@
       <w:tr>
         <w:tc>
           <w:tcPr>
-            <w:tcW w:w="1514" w:type="dxa"/>
+            <w:tcW w:w="3510" w:type="dxa"/>
           </w:tcPr>
           <w:p>
             <w:pPr>
@@ -620,7 +620,7 @@
         </w:tc>
         <w:tc>
           <w:tcPr>
-            <w:tcW w:w="3181" w:type="dxa"/>
+            <w:tcW w:w="1276" w:type="dxa"/>
           </w:tcPr>
           <w:p>
             <w:pPr>
@@ -637,13 +637,13 @@
                 <w:sz w:val="18"/>
                 <w:szCs w:val="18"/>
               </w:rPr>
-              <w:t>${CUTI_TAHUNAN}</w:t>
-            </w:r>
-          </w:p>
-        </w:tc>
-        <w:tc>
-          <w:tcPr>
-            <w:tcW w:w="1750" w:type="dxa"/>
+              <w:t xml:space="preserve">${CUTI_TAHUNAN}                                                                                                                                                                                                                                                                                                                                                                                                                                                                                                                                                                                                                                                                                                                                                                                                                                                                                                                                                                                                                                                                                                                                                                                                                                                                                                                                                                                                                                                                                                                                                                                                                                                                                                                                                                                                                                                                                                                                        </w:t>
+            </w:r>
+          </w:p>
+        </w:tc>
+        <w:tc>
+          <w:tcPr>
+            <w:tcW w:w="3402" w:type="dxa"/>
           </w:tcPr>
           <w:p>
             <w:pPr>
@@ -669,7 +669,7 @@
         </w:tc>
         <w:tc>
           <w:tcPr>
-            <w:tcW w:w="3331" w:type="dxa"/>
+            <w:tcW w:w="1588" w:type="dxa"/>
           </w:tcPr>
           <w:p>
             <w:pPr>
@@ -695,7 +695,7 @@
       <w:tr>
         <w:tc>
           <w:tcPr>
-            <w:tcW w:w="1514" w:type="dxa"/>
+            <w:tcW w:w="3510" w:type="dxa"/>
           </w:tcPr>
           <w:p>
             <w:pPr>
@@ -721,7 +721,7 @@
         </w:tc>
         <w:tc>
           <w:tcPr>
-            <w:tcW w:w="3181" w:type="dxa"/>
+            <w:tcW w:w="1276" w:type="dxa"/>
             <w:vAlign w:val="center"/>
           </w:tcPr>
           <w:p>
@@ -745,7 +745,7 @@
         </w:tc>
         <w:tc>
           <w:tcPr>
-            <w:tcW w:w="1750" w:type="dxa"/>
+            <w:tcW w:w="3402" w:type="dxa"/>
           </w:tcPr>
           <w:p>
             <w:pPr>
@@ -771,7 +771,7 @@
         </w:tc>
         <w:tc>
           <w:tcPr>
-            <w:tcW w:w="3331" w:type="dxa"/>
+            <w:tcW w:w="1588" w:type="dxa"/>
           </w:tcPr>
           <w:p>
             <w:pPr>
@@ -796,7 +796,7 @@
       <w:tr>
         <w:tc>
           <w:tcPr>
-            <w:tcW w:w="1514" w:type="dxa"/>
+            <w:tcW w:w="3510" w:type="dxa"/>
           </w:tcPr>
           <w:p>
             <w:pPr>
@@ -822,7 +822,7 @@
         </w:tc>
         <w:tc>
           <w:tcPr>
-            <w:tcW w:w="3181" w:type="dxa"/>
+            <w:tcW w:w="1276" w:type="dxa"/>
           </w:tcPr>
           <w:p>
             <w:pPr>
@@ -845,7 +845,7 @@
         </w:tc>
         <w:tc>
           <w:tcPr>
-            <w:tcW w:w="1750" w:type="dxa"/>
+            <w:tcW w:w="3402" w:type="dxa"/>
           </w:tcPr>
           <w:p>
             <w:pPr>
@@ -886,7 +886,7 @@
         </w:tc>
         <w:tc>
           <w:tcPr>
-            <w:tcW w:w="3331" w:type="dxa"/>
+            <w:tcW w:w="1588" w:type="dxa"/>
           </w:tcPr>
           <w:p>
             <w:pPr>
@@ -1517,20 +1517,20 @@
           <w:p>
             <w:pPr>
               <w:pStyle w:val="NoSpacing"/>
-              <w:jc w:val="right"/>
-              <w:rPr>
-                <w:sz w:val="18"/>
-                <w:szCs w:val="18"/>
-                <w:lang w:val="en-US"/>
-              </w:rPr>
-            </w:pPr>
-            <w:r>
-              <w:rPr>
-                <w:sz w:val="18"/>
-                <w:szCs w:val="18"/>
-                <w:lang w:val="en-US"/>
-              </w:rPr>
-              <w:t>${KETERANGAN}</w:t>
+              <w:jc w:val="center"/>
+              <w:rPr>
+                <w:sz w:val="18"/>
+                <w:szCs w:val="18"/>
+                <w:lang w:val="en-US"/>
+              </w:rPr>
+            </w:pPr>
+            <w:r>
+              <w:rPr>
+                <w:sz w:val="18"/>
+                <w:szCs w:val="18"/>
+                <w:lang w:val="en-US"/>
+              </w:rPr>
+              <w:t>${KET_N2}</w:t>
             </w:r>
           </w:p>
         </w:tc>
@@ -1637,19 +1637,19 @@
           <w:p>
             <w:pPr>
               <w:pStyle w:val="NoSpacing"/>
-              <w:jc w:val="right"/>
-              <w:rPr>
-                <w:sz w:val="18"/>
-                <w:szCs w:val="18"/>
-              </w:rPr>
-            </w:pPr>
-            <w:r>
-              <w:rPr>
-                <w:sz w:val="18"/>
-                <w:szCs w:val="18"/>
-                <w:lang w:val="en-US"/>
-              </w:rPr>
-              <w:t>${KETERANGAN}</w:t>
+              <w:jc w:val="center"/>
+              <w:rPr>
+                <w:sz w:val="18"/>
+                <w:szCs w:val="18"/>
+              </w:rPr>
+            </w:pPr>
+            <w:r>
+              <w:rPr>
+                <w:sz w:val="18"/>
+                <w:szCs w:val="18"/>
+                <w:lang w:val="en-US"/>
+              </w:rPr>
+              <w:t>${KET_N1}</w:t>
             </w:r>
           </w:p>
         </w:tc>
@@ -1704,9 +1704,6 @@
         </w:tc>
       </w:tr>
       <w:tr>
-        <w:trPr>
-          <w:trHeight w:val="389"/>
-        </w:trPr>
         <w:tc>
           <w:tcPr>
             <w:tcW w:w="725" w:type="dxa"/>
@@ -1773,7 +1770,7 @@
                 <w:szCs w:val="18"/>
                 <w:lang w:val="en-US"/>
               </w:rPr>
-              <w:t>${KETERANGAN}</w:t>
+              <w:t>${KET_N}</w:t>
             </w:r>
           </w:p>
         </w:tc>
@@ -1847,10 +1844,10 @@
         <w:tblLook w:val="04A0" w:firstRow="1" w:lastRow="0" w:firstColumn="1" w:lastColumn="0" w:noHBand="0" w:noVBand="1"/>
       </w:tblPr>
       <w:tblGrid>
-        <w:gridCol w:w="2632"/>
-        <w:gridCol w:w="3005"/>
-        <w:gridCol w:w="113"/>
-        <w:gridCol w:w="741"/>
+        <w:gridCol w:w="2915"/>
+        <w:gridCol w:w="2693"/>
+        <w:gridCol w:w="29"/>
+        <w:gridCol w:w="854"/>
         <w:gridCol w:w="3285"/>
       </w:tblGrid>
       <w:tr>
@@ -1886,7 +1883,7 @@
         <w:tc>
           <w:tcPr>
             <w:tcW w:w="5637" w:type="dxa"/>
-            <w:gridSpan w:val="2"/>
+            <w:gridSpan w:val="3"/>
           </w:tcPr>
           <w:p>
             <w:pPr>
@@ -1910,7 +1907,6 @@
         <w:tc>
           <w:tcPr>
             <w:tcW w:w="854" w:type="dxa"/>
-            <w:gridSpan w:val="2"/>
           </w:tcPr>
           <w:p>
             <w:pPr>
@@ -1957,23 +1953,23 @@
         <w:tc>
           <w:tcPr>
             <w:tcW w:w="5637" w:type="dxa"/>
+            <w:gridSpan w:val="3"/>
+          </w:tcPr>
+          <w:p>
+            <w:pPr>
+              <w:pStyle w:val="NoSpacing"/>
+              <w:jc w:val="center"/>
+              <w:rPr>
+                <w:sz w:val="18"/>
+                <w:szCs w:val="18"/>
+              </w:rPr>
+            </w:pPr>
+          </w:p>
+        </w:tc>
+        <w:tc>
+          <w:tcPr>
+            <w:tcW w:w="4139" w:type="dxa"/>
             <w:gridSpan w:val="2"/>
-          </w:tcPr>
-          <w:p>
-            <w:pPr>
-              <w:pStyle w:val="NoSpacing"/>
-              <w:jc w:val="center"/>
-              <w:rPr>
-                <w:sz w:val="18"/>
-                <w:szCs w:val="18"/>
-              </w:rPr>
-            </w:pPr>
-          </w:p>
-        </w:tc>
-        <w:tc>
-          <w:tcPr>
-            <w:tcW w:w="4139" w:type="dxa"/>
-            <w:gridSpan w:val="3"/>
           </w:tcPr>
           <w:p>
             <w:pPr>
@@ -2099,7 +2095,7 @@
       <w:tr>
         <w:tc>
           <w:tcPr>
-            <w:tcW w:w="2632" w:type="dxa"/>
+            <w:tcW w:w="2915" w:type="dxa"/>
           </w:tcPr>
           <w:p>
             <w:pPr>
@@ -2120,8 +2116,7 @@
         </w:tc>
         <w:tc>
           <w:tcPr>
-            <w:tcW w:w="3118" w:type="dxa"/>
-            <w:gridSpan w:val="2"/>
+            <w:tcW w:w="2693" w:type="dxa"/>
           </w:tcPr>
           <w:p>
             <w:pPr>
@@ -2142,8 +2137,8 @@
         </w:tc>
         <w:tc>
           <w:tcPr>
-            <w:tcW w:w="4026" w:type="dxa"/>
-            <w:gridSpan w:val="2"/>
+            <w:tcW w:w="4168" w:type="dxa"/>
+            <w:gridSpan w:val="3"/>
           </w:tcPr>
           <w:p>
             <w:pPr>
@@ -2166,7 +2161,7 @@
       <w:tr>
         <w:tc>
           <w:tcPr>
-            <w:tcW w:w="2632" w:type="dxa"/>
+            <w:tcW w:w="2915" w:type="dxa"/>
           </w:tcPr>
           <w:p>
             <w:pPr>
@@ -2187,8 +2182,7 @@
         </w:tc>
         <w:tc>
           <w:tcPr>
-            <w:tcW w:w="3118" w:type="dxa"/>
-            <w:gridSpan w:val="2"/>
+            <w:tcW w:w="2693" w:type="dxa"/>
           </w:tcPr>
           <w:p>
             <w:pPr>
@@ -2209,8 +2203,8 @@
         </w:tc>
         <w:tc>
           <w:tcPr>
-            <w:tcW w:w="4026" w:type="dxa"/>
-            <w:gridSpan w:val="2"/>
+            <w:tcW w:w="4168" w:type="dxa"/>
+            <w:gridSpan w:val="3"/>
           </w:tcPr>
           <w:p>
             <w:pPr>
@@ -2470,9 +2464,9 @@
         <w:tblLook w:val="04A0" w:firstRow="1" w:lastRow="0" w:firstColumn="1" w:lastColumn="0" w:noHBand="0" w:noVBand="1"/>
       </w:tblPr>
       <w:tblGrid>
-        <w:gridCol w:w="2689"/>
-        <w:gridCol w:w="3118"/>
-        <w:gridCol w:w="3969"/>
+        <w:gridCol w:w="2972"/>
+        <w:gridCol w:w="2693"/>
+        <w:gridCol w:w="4111"/>
       </w:tblGrid>
       <w:tr>
         <w:tc>
@@ -2506,7 +2500,7 @@
       <w:tr>
         <w:tc>
           <w:tcPr>
-            <w:tcW w:w="2689" w:type="dxa"/>
+            <w:tcW w:w="2972" w:type="dxa"/>
           </w:tcPr>
           <w:p>
             <w:pPr>
@@ -2527,7 +2521,7 @@
         </w:tc>
         <w:tc>
           <w:tcPr>
-            <w:tcW w:w="3118" w:type="dxa"/>
+            <w:tcW w:w="2693" w:type="dxa"/>
           </w:tcPr>
           <w:p>
             <w:pPr>
@@ -2548,7 +2542,7 @@
         </w:tc>
         <w:tc>
           <w:tcPr>
-            <w:tcW w:w="3969" w:type="dxa"/>
+            <w:tcW w:w="4111" w:type="dxa"/>
           </w:tcPr>
           <w:p>
             <w:pPr>
@@ -2571,7 +2565,7 @@
       <w:tr>
         <w:tc>
           <w:tcPr>
-            <w:tcW w:w="2689" w:type="dxa"/>
+            <w:tcW w:w="2972" w:type="dxa"/>
           </w:tcPr>
           <w:p>
             <w:pPr>
@@ -2592,7 +2586,7 @@
         </w:tc>
         <w:tc>
           <w:tcPr>
-            <w:tcW w:w="3118" w:type="dxa"/>
+            <w:tcW w:w="2693" w:type="dxa"/>
           </w:tcPr>
           <w:p>
             <w:pPr>
@@ -2613,7 +2607,7 @@
         </w:tc>
         <w:tc>
           <w:tcPr>
-            <w:tcW w:w="3969" w:type="dxa"/>
+            <w:tcW w:w="4111" w:type="dxa"/>
           </w:tcPr>
           <w:p>
             <w:pPr>
